--- a/files/SALIK_Valuation_Study_11-07-2026_public.docx
+++ b/files/SALIK_Valuation_Study_11-07-2026_public.docx
@@ -36,7 +36,7 @@
                 <w:color w:val="9FB0AC"/>
                 <w:sz w:val="19"/>
               </w:rPr>
-              <w:t xml:space="preserve">   Not investment advice</w:t>
+              <w:t xml:space="preserve">  Not investment advice</w:t>
             </w:r>
           </w:p>
         </w:tc>
@@ -1353,7 +1353,7 @@
                 <w:color w:val="1C3A36"/>
                 <w:sz w:val="19"/>
               </w:rPr>
-              <w:t>The gap between our AED 4.62 and the market’s AED 5.70 is NOT an earnings disagreement. Our FY2026E EPS of AED 0.2039 is within 1.4% of FY2025 actual and sits ABOVE the Q1-2026 run-rate. We are not forecasting a collapse. The gap is almost entirely a DISCOUNT-RATE disagreement — and, unlike v1 of this study, we can now measure the discount rate rather than assume it. Against an equal-weighted 14-name UAE market portfolio spanning both exchanges, SALIK’s weekly beta is 0.637 (n=195, SE 0.104, t=6.1, R² 16.2%) — a regression that comfortably clears the house usability gate. We publish the Blume-adjusted 0.76, which is the conservative choice. At spot, the market is implying a beta of 0.52. That is INSIDE our measured 95% confidence interval [0.43, 0.84] — and it is almost exactly the beta SALIK actually had BEFORE the war (0.47). Read §1.10 before you read anything else. It is the whole study.</w:t>
+              <w:t>The gap between our AED 4.62 and the market’s AED 5.70 is NOT an earnings disagreement. Our FY2026E EPS of AED 0.2039 is within 1.4% of FY2025 actual and sits ABOVE the Q1-2026 run-rate. We are not forecasting a collapse. The gap is almost entirely a DISCOUNT-RATE disagreement — and, unlike v1 of this study, we can now measure the discount rate rather than assume it. Against an equal-weighted 14-name UAE market portfolio spanning both exchanges, SALIK’s weekly beta is 0.637 (n=195, SE 0.104, t=6.1, R² 16.2%) — a regression that comfortably clears our usability test. We publish the Blume-adjusted 0.76, which is the conservative choice. At spot, the market is implying a beta of 0.52. That is INSIDE our measured 95% confidence interval [0.43, 0.84] — and it is almost exactly the beta SALIK actually had BEFORE the war (0.47). Read §1.10 before you read anything else. It is the whole study.</w:t>
             </w:r>
           </w:p>
         </w:tc>
@@ -1931,7 +1931,7 @@
           <w:color w:val="1C3A36"/>
           <w:sz w:val="30"/>
         </w:rPr>
-        <w:t>1  Fundamental valuation</w:t>
+        <w:t>1 Fundamental valuation</w:t>
       </w:r>
     </w:p>
     <w:p>
@@ -1945,7 +1945,7 @@
           <w:color w:val="1C3A36"/>
           <w:sz w:val="21"/>
         </w:rPr>
-        <w:t>Salik is an operating company, so the primary lens is a free-cash-flow-to-the-firm DCF, with three cross-checks alongside it. The four lenses come first and are synthesised at §1.5, in the house order. The analyses that reframe them — the two growth engines, the FY2025 bridge, the RTA cash waterfall and the beta — follow from §1.6.</w:t>
+        <w:t>Salik is an operating company, so the primary lens is a free-cash-flow-to-the-firm DCF, with three cross-checks alongside it. The four lenses come first and are synthesised at §1.5, in our order. The analyses that reframe them — the two growth engines, the FY2025 bridge, the RTA cash waterfall and the beta — follow from §1.6.</w:t>
       </w:r>
     </w:p>
     <w:p>
@@ -1959,7 +1959,7 @@
           <w:color w:val="1C3A36"/>
           <w:sz w:val="23"/>
         </w:rPr>
-        <w:t>1.1  The FCFF DCF — the primary lens, with the full waterfall</w:t>
+        <w:t>1.1 The FCFF DCF — the primary lens, with the full waterfall</w:t>
       </w:r>
     </w:p>
     <w:tbl>
@@ -2232,7 +2232,7 @@
                 <w:color w:val="1C3A36"/>
                 <w:sz w:val="16"/>
               </w:rPr>
-              <w:t xml:space="preserve">  less: concession fee (22.5% of TOLL revenue)</w:t>
+              <w:t xml:space="preserve"> less: concession fee (22.5% of TOLL revenue)</w:t>
             </w:r>
           </w:p>
         </w:tc>
@@ -2342,7 +2342,7 @@
                 <w:color w:val="1C3A36"/>
                 <w:sz w:val="16"/>
               </w:rPr>
-              <w:t xml:space="preserve">  less: other operating costs</w:t>
+              <w:t xml:space="preserve"> less: other operating costs</w:t>
             </w:r>
           </w:p>
         </w:tc>
@@ -2573,7 +2573,7 @@
                 <w:color w:val="1C3A36"/>
                 <w:sz w:val="16"/>
               </w:rPr>
-              <w:t xml:space="preserve">  EBITDA margin</w:t>
+              <w:t xml:space="preserve"> EBITDA margin</w:t>
             </w:r>
           </w:p>
         </w:tc>
@@ -2683,7 +2683,7 @@
                 <w:color w:val="1C3A36"/>
                 <w:sz w:val="16"/>
               </w:rPr>
-              <w:t xml:space="preserve">  less: D&amp;A (concession amortisation)</w:t>
+              <w:t xml:space="preserve"> less: D&amp;A (concession amortisation)</w:t>
             </w:r>
           </w:p>
         </w:tc>
@@ -2914,7 +2914,7 @@
                 <w:color w:val="1C3A36"/>
                 <w:sz w:val="16"/>
               </w:rPr>
-              <w:t xml:space="preserve">  less: tax @ 9% (UAE CT)</w:t>
+              <w:t xml:space="preserve"> less: tax @ 9% (UAE CT)</w:t>
             </w:r>
           </w:p>
         </w:tc>
@@ -3145,7 +3145,7 @@
                 <w:color w:val="1C3A36"/>
                 <w:sz w:val="16"/>
               </w:rPr>
-              <w:t xml:space="preserve">  add back: D&amp;A</w:t>
+              <w:t xml:space="preserve"> add back: D&amp;A</w:t>
             </w:r>
           </w:p>
         </w:tc>
@@ -3255,7 +3255,7 @@
                 <w:color w:val="1C3A36"/>
                 <w:sz w:val="16"/>
               </w:rPr>
-              <w:t xml:space="preserve">  less: capex (the RTA owns the roads)</w:t>
+              <w:t xml:space="preserve"> less: capex (the RTA owns the roads)</w:t>
             </w:r>
           </w:p>
         </w:tc>
@@ -3365,7 +3365,7 @@
                 <w:color w:val="1C3A36"/>
                 <w:sz w:val="16"/>
               </w:rPr>
-              <w:t xml:space="preserve">  less: change in working capital</w:t>
+              <w:t xml:space="preserve"> less: change in working capital</w:t>
             </w:r>
           </w:p>
         </w:tc>
@@ -3596,7 +3596,7 @@
                 <w:color w:val="1C3A36"/>
                 <w:sz w:val="16"/>
               </w:rPr>
-              <w:t xml:space="preserve">  × discount factor @ WACC 8.1%</w:t>
+              <w:t xml:space="preserve"> × discount factor @ WACC 8.1%</w:t>
             </w:r>
           </w:p>
         </w:tc>
@@ -4695,7 +4695,7 @@
           <w:color w:val="1C3A36"/>
           <w:sz w:val="23"/>
         </w:rPr>
-        <w:t>1.1a  The finite-life check — because a 2071 expiry is not a perpetuity</w:t>
+        <w:t>1.1a The finite-life check — because a 2071 expiry is not a perpetuity</w:t>
       </w:r>
     </w:p>
     <w:p>
@@ -4723,7 +4723,7 @@
           <w:color w:val="1C3A36"/>
           <w:sz w:val="30"/>
         </w:rPr>
-        <w:t>1.2  Dividend discount — the policy lens, and why it is only a floor</w:t>
+        <w:t>1.2 Dividend discount — the policy lens, and why it is only a floor</w:t>
       </w:r>
     </w:p>
     <w:p>
@@ -5163,7 +5163,7 @@
           <w:color w:val="1C3A36"/>
           <w:sz w:val="30"/>
         </w:rPr>
-        <w:t>1.2a  The claim in front of the dividend — the RTA instalment</w:t>
+        <w:t>1.2a The claim in front of the dividend — the RTA instalment</w:t>
       </w:r>
     </w:p>
     <w:p>
@@ -6280,7 +6280,7 @@
                 <w:color w:val="1C3A36"/>
                 <w:sz w:val="17"/>
               </w:rPr>
-              <w:t>AED 2.76  (vs AED 3.55)</w:t>
+              <w:t>AED 2.76 (vs AED 3.55)</w:t>
             </w:r>
           </w:p>
         </w:tc>
@@ -6372,7 +6372,7 @@
           <w:color w:val="1C3A36"/>
           <w:sz w:val="30"/>
         </w:rPr>
-        <w:t>1.3  Relative — one earnings multiple, and why it IS the dividend yield</w:t>
+        <w:t>1.3 Relative — one earnings multiple, and why it IS the dividend yield</w:t>
       </w:r>
     </w:p>
     <w:p>
@@ -7188,7 +7188,7 @@
           <w:color w:val="1C3A36"/>
           <w:sz w:val="30"/>
         </w:rPr>
-        <w:t>1.4  Normalized earnings power — what does a year without a war look like?</w:t>
+        <w:t>1.4 Normalized earnings power — what does a year without a war look like?</w:t>
       </w:r>
     </w:p>
     <w:p>
@@ -7605,7 +7605,7 @@
           <w:color w:val="1C3A36"/>
           <w:sz w:val="30"/>
         </w:rPr>
-        <w:t>1.5  Synthesis — four lenses, one field</w:t>
+        <w:t>1.5 Synthesis — four lenses, one field</w:t>
       </w:r>
     </w:p>
     <w:p>
@@ -7692,7 +7692,7 @@
           <w:color w:val="1C3A36"/>
           <w:sz w:val="30"/>
         </w:rPr>
-        <w:t>1.6  The drivers — the sourcing gate, the audit receipt, and the two things that reframe them</w:t>
+        <w:t>1.6 The drivers — the sourcing gate, the audit receipt, and the two things that reframe them</w:t>
       </w:r>
     </w:p>
     <w:p>
@@ -7706,7 +7706,7 @@
           <w:color w:val="1C3A36"/>
           <w:sz w:val="21"/>
         </w:rPr>
-        <w:t>House rule: before any forward driver is set, every driver declares where it came from. Salik is the rare case where the core driver is genuinely bottom-up — and we can prove it.</w:t>
+        <w:t>Our standing rule: before any forward driver is set, every driver declares where it came from. Salik is the rare case where the core driver is genuinely bottom-up — and we can prove it.</w:t>
       </w:r>
     </w:p>
     <w:p>
@@ -7720,7 +7720,7 @@
           <w:color w:val="1C3A36"/>
           <w:sz w:val="23"/>
         </w:rPr>
-        <w:t>1.6a  The audit receipt</w:t>
+        <w:t>1.6a The audit receipt</w:t>
       </w:r>
     </w:p>
     <w:p>
@@ -8141,7 +8141,7 @@
           <w:color w:val="1C3A36"/>
           <w:sz w:val="23"/>
         </w:rPr>
-        <w:t>1.6b  Two growth engines — and only one of them is free</w:t>
+        <w:t>1.6b Two growth engines — and only one of them is free</w:t>
       </w:r>
     </w:p>
     <w:p>
@@ -8387,7 +8387,7 @@
                 <w:color w:val="1C3A36"/>
                 <w:sz w:val="17"/>
               </w:rPr>
-              <w:t>AED 2,734 mn  [Dubai Media Office, 28 Aug 2024]</w:t>
+              <w:t>AED 2,734 mn [Dubai Media Office, 28 Aug 2024]</w:t>
             </w:r>
           </w:p>
         </w:tc>
@@ -8694,7 +8694,7 @@
                 <w:color w:val="1C3A36"/>
                 <w:sz w:val="17"/>
               </w:rPr>
-              <w:t>AED (85.7) mn  [4,200 ÷ 49 yrs]</w:t>
+              <w:t>AED (85.7) mn [4,200 ÷ 49 yrs]</w:t>
             </w:r>
           </w:p>
         </w:tc>
@@ -8711,7 +8711,7 @@
                 <w:color w:val="1C3A36"/>
                 <w:sz w:val="17"/>
               </w:rPr>
-              <w:t>AED (58.6) mn  [2,734 ÷ 46.67 yrs REMAINING]</w:t>
+              <w:t>AED (58.6) mn [2,734 ÷ 46.67 yrs REMAINING]</w:t>
             </w:r>
           </w:p>
         </w:tc>
@@ -9132,7 +9132,7 @@
           <w:color w:val="1C3A36"/>
           <w:sz w:val="23"/>
         </w:rPr>
-        <w:t>1.6c  What actually drove FY2025 — and why almost none of it can repeat</w:t>
+        <w:t>1.6c What actually drove FY2025 — and why almost none of it can repeat</w:t>
       </w:r>
     </w:p>
     <w:tbl>
@@ -9326,7 +9326,7 @@
                 <w:color w:val="1C3A36"/>
                 <w:sz w:val="17"/>
               </w:rPr>
-              <w:t>+ organic trip growth  (30.0 mn × AED 4.000)</w:t>
+              <w:t>+ organic trip growth (30.0 mn × AED 4.000)</w:t>
             </w:r>
           </w:p>
         </w:tc>
@@ -9399,7 +9399,7 @@
                 <w:color w:val="1C3A36"/>
                 <w:sz w:val="17"/>
               </w:rPr>
-              <w:t>+ TWO NEW GATES  (111 mn × AED 4.000)</w:t>
+              <w:t>+ TWO NEW GATES (111 mn × AED 4.000)</w:t>
             </w:r>
           </w:p>
         </w:tc>
@@ -9472,7 +9472,7 @@
                 <w:color w:val="1C3A36"/>
                 <w:sz w:val="17"/>
               </w:rPr>
-              <w:t>+ REALISED-TOLL UPLIFT  (639.1 mn × AED +0.272)</w:t>
+              <w:t>+ REALISED-TOLL UPLIFT (639.1 mn × AED +0.272)</w:t>
             </w:r>
           </w:p>
         </w:tc>
@@ -9779,7 +9779,7 @@
           <w:color w:val="1C3A36"/>
           <w:sz w:val="23"/>
         </w:rPr>
-        <w:t>1.6d  The elasticity test — the fact that cuts the other way</w:t>
+        <w:t>1.6d The elasticity test — the fact that cuts the other way</w:t>
       </w:r>
     </w:p>
     <w:tbl>
@@ -10138,7 +10138,7 @@
           <w:color w:val="1C3A36"/>
           <w:sz w:val="23"/>
         </w:rPr>
-        <w:t>1.6e  The operating dashboard — every KPI, with a reading</w:t>
+        <w:t>1.6e The operating dashboard — every KPI, with a reading</w:t>
       </w:r>
     </w:p>
     <w:tbl>
@@ -11211,7 +11211,7 @@
                 <w:color w:val="1C3A36"/>
                 <w:sz w:val="15"/>
               </w:rPr>
-              <w:t>PASSES the usability gate. 88% of SALIK's risk is IDIOSYNCRATIC — which is how a 26%-vol stock carries a 0.64 beta.</w:t>
+              <w:t>PASSES our usability test. 88% of SALIK's risk is IDIOSYNCRATIC — which is how a 26%-vol stock carries a 0.64 beta.</w:t>
             </w:r>
           </w:p>
         </w:tc>
@@ -11233,7 +11233,7 @@
           <w:color w:val="1C3A36"/>
           <w:sz w:val="23"/>
         </w:rPr>
-        <w:t>1.6f  The per-driver sourcing gate</w:t>
+        <w:t>1.6f The per-driver sourcing gate</w:t>
       </w:r>
     </w:p>
     <w:tbl>
@@ -12425,7 +12425,7 @@
           <w:color w:val="1C3A36"/>
           <w:sz w:val="30"/>
         </w:rPr>
-        <w:t>1.7  The crux — the war attacks the numerator AND the denominator</w:t>
+        <w:t>1.7 The crux — the war attacks the numerator AND the denominator</w:t>
       </w:r>
     </w:p>
     <w:p>
@@ -14300,7 +14300,7 @@
           <w:color w:val="1C3A36"/>
           <w:sz w:val="30"/>
         </w:rPr>
-        <w:t>1.8  Macro, the war, and the cost of capital — measured, not assumed</w:t>
+        <w:t>1.8 Macro, the war, and the cost of capital — measured, not assumed</w:t>
       </w:r>
     </w:p>
     <w:p>
@@ -15136,14 +15136,14 @@
                 <w:color w:val="1C3A36"/>
                 <w:sz w:val="19"/>
               </w:rPr>
-              <w:t xml:space="preserve">A note on the house rule, because a fact-check of this study challenged it. </w:t>
+              <w:t xml:space="preserve">A note on our standing rule, because a fact-check of this study challenged it. </w:t>
             </w:r>
             <w:r>
               <w:rPr>
                 <w:color w:val="1C3A36"/>
                 <w:sz w:val="19"/>
               </w:rPr>
-              <w:t>It was put to us that Testahil mandates a beta floor of 0.80 and that publishing 0.76 is therefore a breach. We have checked. The Standing Research Protocol says: “Beta: genuinely attempt a regression; default to 1.0 ONLY on a real usability-gate failure (n≥24, R²≥5%, SE(β)&lt;|β|).” Our regression clears all three by a wide margin, and the house cost-of-capital module carries no floor — its only reference to 0.8 is a rung on a SENSITIVITY ladder. The 0.8–1.3 band that was cited belongs to the EFG-Hermes portable lessons, which describe what EFG does, and the standing instruction on those is explicit: adopt EFG’s machinery, not their optimistic assumptions. Applying a 0.80 floor to a stock whose beta we measured at 0.637 with a t-statistic of 6.1 would be exactly that. That said, we have added the 0.80 rung to the ladder above so the reader can see what it costs: fair value AED 4.32, versus AED 4.49 at our published beta. The conclusion of this study does not change either way, and we would rather show that than argue about it.</w:t>
+              <w:t>It was put to us that Testahil mandates a beta floor of 0.80 and that publishing 0.76 is therefore a breach. We have checked. The our published research standards says: “Beta: genuinely attempt a regression; default to 1.0 ONLY on a real usability-gate failure (n≥24, R²≥5%, SE(β)&lt;|β|).” Our regression clears all three by a wide margin, and our cost-of-capital module carries no floor — its only reference to 0.8 is a rung on a SENSITIVITY ladder. The 0.8–1.3 band that was cited belongs to the EFG-Hermes portable lessons, which describe what EFG does, and the standing instruction on those is explicit: adopt EFG’s machinery, not their optimistic assumptions. Applying a 0.80 floor to a stock whose beta we measured at 0.637 with a t-statistic of 6.1 would be exactly that. That said, we have added the 0.80 rung to the ladder above so the reader can see what it costs: fair value AED 4.32, versus AED 4.49 at our published beta. The conclusion of this study does not change either way, and we would rather show that than argue about it.</w:t>
             </w:r>
           </w:p>
         </w:tc>
@@ -16371,7 +16371,7 @@
                 <w:color w:val="1C3A36"/>
                 <w:sz w:val="16"/>
               </w:rPr>
-              <w:t>Published alongside, per house rule.</w:t>
+              <w:t>Published alongside, per standing rule.</w:t>
             </w:r>
           </w:p>
         </w:tc>
@@ -16470,7 +16470,7 @@
           <w:color w:val="1C3A36"/>
           <w:sz w:val="30"/>
         </w:rPr>
-        <w:t>1.9  Sensitivity — four grids, and the concession cushion</w:t>
+        <w:t>1.9 Sensitivity — four grids, and the concession cushion</w:t>
       </w:r>
     </w:p>
     <w:p>
@@ -18733,7 +18733,7 @@
           <w:color w:val="1C3A36"/>
           <w:sz w:val="30"/>
         </w:rPr>
-        <w:t>2  Technical and price structure</w:t>
+        <w:t>2 Technical and price structure</w:t>
       </w:r>
     </w:p>
     <w:tbl>
@@ -19378,7 +19378,7 @@
           <w:color w:val="1C3A36"/>
           <w:sz w:val="21"/>
         </w:rPr>
-        <w:t>The technical picture is mildly negative and it is not saying anything the fundamentals are not already saying. We report it because the house format requires it, and we weight it accordingly: it describes where price has been, not what value is.</w:t>
+        <w:t>The technical picture is mildly negative and it is not saying anything the fundamentals are not already saying. We report it because our own format requires it, and we weight it accordingly: it describes where price has been, not what value is.</w:t>
       </w:r>
     </w:p>
     <w:p>
@@ -19397,7 +19397,7 @@
           <w:color w:val="1C3A36"/>
           <w:sz w:val="30"/>
         </w:rPr>
-        <w:t>3  Monte Carlo — a probabilistic price map</w:t>
+        <w:t>3 Monte Carlo — a probabilistic price map</w:t>
       </w:r>
     </w:p>
     <w:p>
@@ -21651,7 +21651,7 @@
                 <w:color w:val="1C3A36"/>
                 <w:sz w:val="17"/>
               </w:rPr>
-              <w:t>mc_v3 — "carry-anchored YZ-HAR-t", read live from engine/market_profiles.py</w:t>
+              <w:t>our Monte-Carlo engine — "carry-anchored YZ-HAR-t", read live from our calibration engine</w:t>
             </w:r>
           </w:p>
         </w:tc>
@@ -21747,7 +21747,7 @@
                 <w:color w:val="1C3A36"/>
                 <w:sz w:val="17"/>
               </w:rPr>
-              <w:t>Cone calibration width_cal (fitted)</w:t>
+              <w:t>Cone-width calibration (fitted)</w:t>
             </w:r>
           </w:p>
         </w:tc>
@@ -21901,7 +21901,7 @@
           <w:color w:val="1C3A36"/>
           <w:sz w:val="19"/>
         </w:rPr>
-        <w:t>Two honesty notes. First, ν is WEAKLY IDENTIFIED — on the UAE panel every value from 5 through the Gaussian limit sits inside the 95% likelihood interval, and ν trades off against width_cal. The PAIR is what is fitted; the honest object is the cone they jointly produce, not either coordinate alone. Second, and this one matters for how you read the bands below:</w:t>
+        <w:t>Two honesty notes. First, ν is WEAKLY IDENTIFIED — on the UAE panel every value from 5 through the Gaussian limit sits inside the 95% likelihood interval, and ν trades off against the cone-width calibration. The PAIR is what is fitted; the honest object is the cone they jointly produce, not either coordinate alone. Second, and this one matters for how you read the bands below:</w:t>
       </w:r>
     </w:p>
     <w:tbl>
@@ -21942,14 +21942,14 @@
                 <w:color w:val="1C3A36"/>
                 <w:sz w:val="19"/>
               </w:rPr>
-              <w:t xml:space="preserve">Step 0 — the calibration gate, and what it says about these bands. </w:t>
+              <w:t xml:space="preserve">the calibration back-test — the calibration gate, and what it says about these bands. </w:t>
             </w:r>
             <w:r>
               <w:rPr>
                 <w:color w:val="1C3A36"/>
                 <w:sz w:val="19"/>
               </w:rPr>
-              <w:t>SALIK was back-tested over 11 non-overlapping 60-session windows against a carry-anchored lognormal random walk. Verdict: PARITY — robust across bootstrap block sizes 2, 3 and 4. That means the engine is calibrated and market-panel validated, but has NO demonstrated single-name edge on SALIK. We publish under the parity tier and we do not dress it up. Two caveats you are owed. (1) Eleven windows is a short panel: SALIK listed on 29 September 2022, so the standard five-year walk-forward truncates to 3.8 years, and after the 260-session burn-in only eleven windows remain. (2) The cone is OVER-COVERED: every single realised outcome fell inside the 90% band (coverage 1.00 against a 0.90 target), and the band runs 1.26× as wide as the benchmark’s. Read the 90% intervals below as GENEROUS, not tight. This is a known open item in the engine — a name-level width calibration, shrunk toward the market fit, is the proposed fix, and it is not yet built.</w:t>
+              <w:t>SALIK was back-tested over 11 non-overlapping 60-session windows against a carry-anchored lognormal random walk. Verdict: PARITY — robust across bootstrap block sizes 2, 3 and 4. That means the engine is calibrated and market-panel validated, but has NO demonstrated single-name edge on SALIK. We publish under the calibrated-but-no-edge tier and we do not dress it up. Two caveats you are owed. (1) Eleven windows is a short panel: SALIK listed on 29 September 2022, so the standard five-year walk-forward truncates to 3.8 years, and after the 260-session burn-in only eleven windows remain. (2) The cone is OVER-COVERED: every single realised outcome fell inside the 90% band (coverage 1.00 against a 0.90 target), and the band runs 1.26× as wide as the benchmark’s. Read the 90% intervals below as GENEROUS, not tight. This is a known open item in the engine — a name-level width calibration, shrunk toward the market fit, is the proposed fix, and it is not yet built.</w:t>
             </w:r>
           </w:p>
         </w:tc>
@@ -23527,7 +23527,7 @@
                 <w:color w:val="1C3A36"/>
                 <w:sz w:val="19"/>
               </w:rPr>
-              <w:t>The Step-0 back-test showed the cone is OVER-COVERED: every realised outcome fell inside the 90% band, and the band runs 1.26× as wide as the benchmark’s. An over-wide cone does not just widen the terminal percentiles — it INFLATES the touch probabilities disproportionately, because a path only has to graze a level ONCE. So the numbers above are, if anything, too high at the extremes. A 9.9% chance of touching AED 4.50 and a 14.3% chance of touching AED 7.00 should both be read as UPPER BOUNDS. This is a known open item in the engine (a name-level width calibration is the proposed fix and it is not yet built) and we would rather flag it here than let a portfolio manager read an artefact of the width parameter as a statement about Salik.</w:t>
+              <w:t>The calibration back-test showed the cone is OVER-COVERED: every realised outcome fell inside the 90% band, and the band runs 1.26× as wide as the benchmark’s. An over-wide cone does not just widen the terminal percentiles — it INFLATES the touch probabilities disproportionately, because a path only has to graze a level ONCE. So the numbers above are, if anything, too high at the extremes. A 9.9% chance of touching AED 4.50 and a 14.3% chance of touching AED 7.00 should both be read as UPPER BOUNDS. This is a known open item in the engine (a name-level width calibration is the proposed fix and it is not yet built) and we would rather flag it here than let a portfolio manager read an artefact of the width parameter as a statement about Salik.</w:t>
             </w:r>
           </w:p>
         </w:tc>
@@ -23568,7 +23568,7 @@
           <w:color w:val="1C3A36"/>
           <w:sz w:val="30"/>
         </w:rPr>
-        <w:t>4  Comparison of the lenses, and a verdict</w:t>
+        <w:t>4 Comparison of the lenses, and a verdict</w:t>
       </w:r>
     </w:p>
     <w:tbl>
@@ -24282,7 +24282,7 @@
           <w:color w:val="6E7B77"/>
           <w:sz w:val="18"/>
         </w:rPr>
-        <w:t>And one way you should NOT disagree with us, because we checked it and it does not hold. It was put to this study that the house rules mandate a beta floor of 0.80 and that our 0.76 is a breach. The Standing Research Protocol says the opposite — attempt the regression, and fall back to 1.0 ONLY if the usability gate fails. Ours passes on all three tests. We have nevertheless put the 0.80 rung on the ladder in §1.7: it gives AED 4.32, against AED 4.49 at our published beta. The conclusion is unchanged, which is the most useful thing we can say about it.</w:t>
+        <w:t>And one way you should NOT disagree with us, because we checked it and it does not hold. It was put to this study that our standing rules mandate a beta floor of 0.80 and that our 0.76 is a breach. The our published research standards says the opposite — attempt the regression, and fall back to 1.0 ONLY if the usability test fails. Ours passes on all three tests. We have nevertheless put the 0.80 rung on the ladder in §1.7: it gives AED 4.32, against AED 4.49 at our published beta. The conclusion is unchanged, which is the most useful thing we can say about it.</w:t>
       </w:r>
     </w:p>
     <w:p>
@@ -24310,7 +24310,7 @@
           <w:color w:val="1C3A36"/>
           <w:sz w:val="30"/>
         </w:rPr>
-        <w:t>5  Catalysts to watch — named and dated</w:t>
+        <w:t>5 Catalysts to watch — named and dated</w:t>
       </w:r>
     </w:p>
     <w:tbl>
@@ -24906,7 +24906,7 @@
           <w:color w:val="1C3A36"/>
           <w:sz w:val="30"/>
         </w:rPr>
-        <w:t>6  Reading the probability zones</w:t>
+        <w:t>6 Reading the probability zones</w:t>
       </w:r>
     </w:p>
     <w:p>
@@ -25393,7 +25393,7 @@
           <w:color w:val="1C3A36"/>
           <w:sz w:val="30"/>
         </w:rPr>
-        <w:t>7  Caveats — and what would change our mind</w:t>
+        <w:t>7 Caveats — and what would change our mind</w:t>
       </w:r>
     </w:p>
     <w:tbl>
@@ -26120,7 +26120,7 @@
           <w:color w:val="1C3A36"/>
           <w:sz w:val="30"/>
         </w:rPr>
-        <w:t>Appendix A  Financial statements</w:t>
+        <w:t>Appendix A Financial statements</w:t>
       </w:r>
     </w:p>
     <w:p>
@@ -26134,7 +26134,7 @@
           <w:color w:val="1C3A36"/>
           <w:sz w:val="23"/>
         </w:rPr>
-        <w:t>A.1  Income statement — three years reported, five years forecast</w:t>
+        <w:t>A.1 Income statement — three years reported, five years forecast</w:t>
       </w:r>
     </w:p>
     <w:tbl>
@@ -26521,7 +26521,7 @@
                 <w:color w:val="1C3A36"/>
                 <w:sz w:val="15"/>
               </w:rPr>
-              <w:t xml:space="preserve">  Concession fee to the RTA</w:t>
+              <w:t xml:space="preserve"> Concession fee to the RTA</w:t>
             </w:r>
           </w:p>
         </w:tc>
@@ -26685,7 +26685,7 @@
                 <w:color w:val="1C3A36"/>
                 <w:sz w:val="15"/>
               </w:rPr>
-              <w:t xml:space="preserve">  Other operating costs</w:t>
+              <w:t xml:space="preserve"> Other operating costs</w:t>
             </w:r>
           </w:p>
         </w:tc>
@@ -27030,7 +27030,7 @@
                 <w:color w:val="1C3A36"/>
                 <w:sz w:val="15"/>
               </w:rPr>
-              <w:t xml:space="preserve">  EBITDA margin</w:t>
+              <w:t xml:space="preserve"> EBITDA margin</w:t>
             </w:r>
           </w:p>
         </w:tc>
@@ -27194,7 +27194,7 @@
                 <w:color w:val="1C3A36"/>
                 <w:sz w:val="15"/>
               </w:rPr>
-              <w:t xml:space="preserve">  D&amp;A</w:t>
+              <w:t xml:space="preserve"> D&amp;A</w:t>
             </w:r>
           </w:p>
         </w:tc>
@@ -27539,7 +27539,7 @@
                 <w:color w:val="1C3A36"/>
                 <w:sz w:val="15"/>
               </w:rPr>
-              <w:t xml:space="preserve">  Net finance costs</w:t>
+              <w:t xml:space="preserve"> Net finance costs</w:t>
             </w:r>
           </w:p>
         </w:tc>
@@ -27867,7 +27867,7 @@
                 <w:color w:val="1C3A36"/>
                 <w:sz w:val="15"/>
               </w:rPr>
-              <w:t xml:space="preserve">  Tax (UAE CT, 9% from 2024)</w:t>
+              <w:t xml:space="preserve"> Tax (UAE CT, 9% from 2024)</w:t>
             </w:r>
           </w:p>
         </w:tc>
@@ -28212,7 +28212,7 @@
                 <w:color w:val="1C3A36"/>
                 <w:sz w:val="15"/>
               </w:rPr>
-              <w:t xml:space="preserve">  Net margin</w:t>
+              <w:t xml:space="preserve"> Net margin</w:t>
             </w:r>
           </w:p>
         </w:tc>
@@ -28884,7 +28884,7 @@
           <w:color w:val="1C3A36"/>
           <w:sz w:val="23"/>
         </w:rPr>
-        <w:t>A.2  Balance sheet — sourced anchors, derived bridge</w:t>
+        <w:t>A.2 Balance sheet — sourced anchors, derived bridge</w:t>
       </w:r>
     </w:p>
     <w:tbl>
@@ -29007,7 +29007,7 @@
                 <w:color w:val="1C3A36"/>
                 <w:sz w:val="17"/>
               </w:rPr>
-              <w:t>Total assets  [DISCLOSED]</w:t>
+              <w:t>Total assets [DISCLOSED]</w:t>
             </w:r>
           </w:p>
         </w:tc>
@@ -29081,7 +29081,7 @@
                 <w:color w:val="1C3A36"/>
                 <w:sz w:val="17"/>
               </w:rPr>
-              <w:t xml:space="preserve">  Concession intangible, gross</w:t>
+              <w:t xml:space="preserve"> Concession intangible, gross</w:t>
             </w:r>
           </w:p>
         </w:tc>
@@ -29155,7 +29155,7 @@
                 <w:color w:val="1C3A36"/>
                 <w:sz w:val="17"/>
               </w:rPr>
-              <w:t xml:space="preserve">  less accumulated amortisation  [DERIVED]</w:t>
+              <w:t xml:space="preserve"> less accumulated amortisation [DERIVED]</w:t>
             </w:r>
           </w:p>
         </w:tc>
@@ -29229,7 +29229,7 @@
                 <w:color w:val="1C3A36"/>
                 <w:sz w:val="17"/>
               </w:rPr>
-              <w:t xml:space="preserve">  Concession intangible, net  [DERIVED]</w:t>
+              <w:t xml:space="preserve"> Concession intangible, net [DERIVED]</w:t>
             </w:r>
           </w:p>
         </w:tc>
@@ -29303,7 +29303,7 @@
                 <w:color w:val="1C3A36"/>
                 <w:sz w:val="17"/>
               </w:rPr>
-              <w:t>Net debt  [DISCLOSED]</w:t>
+              <w:t>Net debt [DISCLOSED]</w:t>
             </w:r>
           </w:p>
         </w:tc>
@@ -29377,7 +29377,7 @@
                 <w:color w:val="1C3A36"/>
                 <w:sz w:val="17"/>
               </w:rPr>
-              <w:t>Net working capital  [DISCLOSED]</w:t>
+              <w:t>Net working capital [DISCLOSED]</w:t>
             </w:r>
           </w:p>
         </w:tc>
@@ -29451,7 +29451,7 @@
                 <w:color w:val="1C3A36"/>
                 <w:sz w:val="17"/>
               </w:rPr>
-              <w:t>Net debt / EBITDA (T12M)  [DISCLOSED]</w:t>
+              <w:t>Net debt / EBITDA (T12M) [DISCLOSED]</w:t>
             </w:r>
           </w:p>
         </w:tc>
@@ -29689,7 +29689,7 @@
           <w:color w:val="1C3A36"/>
           <w:sz w:val="23"/>
         </w:rPr>
-        <w:t>A.3  Cash flow — and why free cash flow EXCEEDED EBITDA in Q1-2026</w:t>
+        <w:t>A.3 Cash flow — and why free cash flow EXCEEDED EBITDA in Q1-2026</w:t>
       </w:r>
     </w:p>
     <w:tbl>
@@ -30201,7 +30201,7 @@
                 <w:color w:val="1C3A36"/>
                 <w:sz w:val="17"/>
               </w:rPr>
-              <w:t>FREE CASH FLOW  [FY24 &amp; Q1-26 DISCLOSED]</w:t>
+              <w:t>FREE CASH FLOW [FY24 &amp; Q1-26 DISCLOSED]</w:t>
             </w:r>
           </w:p>
         </w:tc>
@@ -30409,7 +30409,7 @@
           <w:color w:val="1C3A36"/>
           <w:sz w:val="23"/>
         </w:rPr>
-        <w:t>A.4  Per-share and ratio dashboard</w:t>
+        <w:t>A.4 Per-share and ratio dashboard</w:t>
       </w:r>
     </w:p>
     <w:tbl>
@@ -31779,7 +31779,7 @@
           <w:color w:val="1C3A36"/>
           <w:sz w:val="30"/>
         </w:rPr>
-        <w:t>Appendix B  Peers, sector structure, risks — and the research register</w:t>
+        <w:t>Appendix B Peers, sector structure, risks — and the research register</w:t>
       </w:r>
     </w:p>
     <w:p>
@@ -31793,7 +31793,7 @@
           <w:color w:val="1C3A36"/>
           <w:sz w:val="23"/>
         </w:rPr>
-        <w:t>B.1  The comparable set, and why it is thin</w:t>
+        <w:t>B.1 The comparable set, and why it is thin</w:t>
       </w:r>
     </w:p>
     <w:tbl>
@@ -32391,7 +32391,7 @@
           <w:color w:val="1C3A36"/>
           <w:sz w:val="23"/>
         </w:rPr>
-        <w:t>B.2  Risk register — and WHERE each risk is priced</w:t>
+        <w:t>B.2 Risk register — and WHERE each risk is priced</w:t>
       </w:r>
     </w:p>
     <w:tbl>
@@ -32987,7 +32987,7 @@
           <w:color w:val="1C3A36"/>
           <w:sz w:val="23"/>
         </w:rPr>
-        <w:t>B.3  The Step-2A Information Sweep Register</w:t>
+        <w:t>B.3 The research register</w:t>
       </w:r>
     </w:p>
     <w:p>
@@ -33001,7 +33001,7 @@
           <w:color w:val="1C3A36"/>
           <w:sz w:val="17"/>
         </w:rPr>
-        <w:t>Four mandatory rings — Global, Country, Industry, Company — run BEFORE any forecast driver was set, and validated programmatically against the house sweep engine, which requires every mandatory category in every ring to be CLOSED with either a finding or a DATED NEGATIVE SEARCH. Classification: B (base-case driver) · S (scenario) · D (data input) · C (caveat) · NEG (searched, found nothing — recorded as evidence of absence).</w:t>
+        <w:t>Four mandatory rings — Global, Country, Industry, Company — run BEFORE any forecast driver was set, and validated programmatically against a completeness check that requires every mandatory category in every ring to be CLOSED with either a finding or a DATED NEGATIVE SEARCH. Classification: B (base-case driver) · S (scenario) · D (data input) · C (caveat) · NEG (searched, found nothing — recorded as evidence of absence).</w:t>
       </w:r>
     </w:p>
     <w:p>
@@ -34832,7 +34832,7 @@
           <w:color w:val="1C3A36"/>
           <w:sz w:val="30"/>
         </w:rPr>
-        <w:t>Appendix C  The expert valuation panel</w:t>
+        <w:t>Appendix C The expert valuation panel</w:t>
       </w:r>
     </w:p>
     <w:p>
@@ -34846,7 +34846,7 @@
           <w:color w:val="1C3A36"/>
           <w:sz w:val="21"/>
         </w:rPr>
-        <w:t>Four experts, cast from the Testahil Expert Persona Library. Their methods are permanent, written down once, and re-run each study on fresh data — which is what lets each of them build a scoreable track record over time. They were not asked to agree, and they do not. Each shows their arithmetic and each carries a named falsifier.</w:t>
+        <w:t>Four experts, cast from our standing expert panel. Their methods are permanent, written down once, and re-run each study on fresh data — which is what lets each of them build a scoreable track record over time. They were not asked to agree, and they do not. Each shows their arithmetic and each carries a named falsifier.</w:t>
       </w:r>
     </w:p>
     <w:tbl>
@@ -34894,7 +34894,7 @@
                 <w:color w:val="1C3A36"/>
                 <w:sz w:val="19"/>
               </w:rPr>
-              <w:t>Version 2 of this study invented three bespoke experts instead of casting from the Library. That was a protocol breach and it was our error, not a judgment call: the entire purpose of a fixed roster is that each persona accumulates a calibration record across studies and across markets, and a one-off expert invented for a single report can never accumulate one. Appendix C has been rebuilt from the mandated roster. We are recording this here rather than restating it silently.</w:t>
+              <w:t>Version 2 of this study invented three bespoke experts instead of casting from our standing expert panel. That was a protocol breach and it was our error, not a judgment call: the entire purpose of a fixed roster is that each persona accumulates a calibration record across studies and across markets, and a one-off expert invented for a single report can never accumulate one. Appendix C has been rebuilt from the mandated roster. We are recording this here rather than restating it silently.</w:t>
             </w:r>
           </w:p>
         </w:tc>
@@ -34916,7 +34916,7 @@
           <w:color w:val="6E7B77"/>
           <w:sz w:val="18"/>
         </w:rPr>
-        <w:t>Why four and not three. The Library’s casting table gives Accountant + Earnings-power + Macro-Policy for an industrial or general equity, and permits a fourth "only when a distinct, non-overlapping lens genuinely matters". For Salik it does: the whole study turns on returns on invested capital versus the cost of capital, which is Expert 4’s permanent method and whose stated domain explicitly covers infrastructure. Casting the standard trio alone would mean the panel never tests the central thesis.</w:t>
+        <w:t>Why four and not three. Our standing expert panel’s casting table gives Accountant + Earnings-power + Macro-Policy for an industrial or general equity, and permits a fourth "only when a distinct, non-overlapping lens genuinely matters". For Salik it does: the whole study turns on returns on invested capital versus the cost of capital, which is Expert 4’s permanent method and whose stated domain explicitly covers infrastructure. Casting the standard trio alone would mean the panel never tests the central thesis.</w:t>
       </w:r>
     </w:p>
     <w:p>
@@ -34930,7 +34930,7 @@
           <w:color w:val="1C3A36"/>
           <w:sz w:val="23"/>
         </w:rPr>
-        <w:t>C.1  Expert 1 — the accountant</w:t>
+        <w:t>C.1 Expert 1 — the accountant</w:t>
       </w:r>
     </w:p>
     <w:p>
@@ -35935,7 +35935,7 @@
           <w:color w:val="1C3A36"/>
           <w:sz w:val="23"/>
         </w:rPr>
-        <w:t>C.2  Expert 2 — earnings power</w:t>
+        <w:t>C.2 Expert 2 — earnings power</w:t>
       </w:r>
     </w:p>
     <w:p>
@@ -36821,7 +36821,7 @@
           <w:color w:val="1C3A36"/>
           <w:sz w:val="23"/>
         </w:rPr>
-        <w:t>C.3  Expert 3 — macro-policy</w:t>
+        <w:t>C.3 Expert 3 — macro-policy</w:t>
       </w:r>
     </w:p>
     <w:p>
@@ -37477,7 +37477,7 @@
           <w:color w:val="1C3A36"/>
           <w:sz w:val="23"/>
         </w:rPr>
-        <w:t>C.4  Expert 4 — cash returns</w:t>
+        <w:t>C.4 Expert 4 — cash returns</w:t>
       </w:r>
     </w:p>
     <w:p>
@@ -38144,7 +38144,7 @@
           <w:color w:val="1C3A36"/>
           <w:sz w:val="23"/>
         </w:rPr>
-        <w:t>C.5  Cross-examination</w:t>
+        <w:t>C.5 Cross-examination</w:t>
       </w:r>
     </w:p>
     <w:p>
@@ -38242,7 +38242,7 @@
           <w:color w:val="1C3A36"/>
           <w:sz w:val="23"/>
         </w:rPr>
-        <w:t>C.6  The four in one room</w:t>
+        <w:t>C.6 The four in one room</w:t>
       </w:r>
     </w:p>
     <w:tbl>
@@ -38309,7 +38309,7 @@
                 <w:color w:val="1C3A36"/>
                 <w:sz w:val="15"/>
               </w:rPr>
-              <w:t>Lens (permanent — from the Library)</w:t>
+              <w:t>Lens (permanent — from our standing expert panel)</w:t>
             </w:r>
           </w:p>
         </w:tc>
@@ -38982,7 +38982,7 @@
           <w:color w:val="6E7B77"/>
           <w:sz w:val="17"/>
         </w:rPr>
-        <w:t>Figure 12 · The panel’s ranges against spot and the house weighted central.</w:t>
+        <w:t>Figure 12 · The panel’s ranges against spot and our weighted central.</w:t>
       </w:r>
     </w:p>
     <w:p>
@@ -38996,7 +38996,7 @@
           <w:color w:val="1C3A36"/>
           <w:sz w:val="23"/>
         </w:rPr>
-        <w:t>C.7  Reading the divergence</w:t>
+        <w:t>C.7 Reading the divergence</w:t>
       </w:r>
     </w:p>
     <w:p>
@@ -39085,7 +39085,7 @@
           <w:color w:val="1C3A36"/>
           <w:sz w:val="21"/>
         </w:rPr>
-        <w:t>This study registers two cohorts: T+20 (matures 7 August 2026) and T+60 (matures 2 October 2026). The percentiles in §3 are frozen at publication and will not be edited. Our Step-0 back-test for SALIK returned PARITY — calibrated and market-panel validated, with no demonstrated single-name edge — on only 11 windows, and with an over-covered cone. We publish that verdict exactly as it came out.</w:t>
+        <w:t>This study registers two cohorts: T+20 (matures 7 August 2026) and T+60 (matures 2 October 2026). The percentiles in §3 are frozen at publication and will not be edited. Our the calibration back-test for SALIK returned PARITY — calibrated and market-panel validated, with no demonstrated single-name edge — on only 11 windows, and with an over-covered cone. We publish that verdict exactly as it came out.</w:t>
       </w:r>
     </w:p>
     <w:p>
@@ -39383,7 +39383,7 @@
                 <w:color w:val="1C3A36"/>
                 <w:sz w:val="16"/>
               </w:rPr>
-              <w:t>SEVEN of our own errors, and four of a fact-check’s. Gate cost was 2,700 not 2,734. Amortisation ran 49 yrs when the gates entered service in year 2.33. We DERIVED a new-gate trip count the company had PUBLISHED. Our net-debt path contradicted our own payout arithmetic. We never modelled the AED 455.7 mn/yr RTA instalment. We invented an expert panel instead of casting from the Library. We called a plug "Other revenue".</w:t>
+              <w:t>SEVEN of our own errors, and four of a fact-check’s. Gate cost was 2,700 not 2,734. Amortisation ran 49 yrs when the gates entered service in year 2.33. We DERIVED a new-gate trip count the company had PUBLISHED. Our net-debt path contradicted our own payout arithmetic. We never modelled the AED 455.7 mn/yr RTA instalment. We invented an expert panel instead of casting from our standing expert panel. We called a plug "Other revenue".</w:t>
             </w:r>
           </w:p>
         </w:tc>

--- a/files/SALIK_Valuation_Study_11-07-2026_public.docx
+++ b/files/SALIK_Valuation_Study_11-07-2026_public.docx
@@ -486,7 +486,7 @@
         </w:tc>
         <w:tc>
           <w:tcPr>
-            <w:tcW w:type="dxa" w:w="806"/>
+            <w:tcW w:type="dxa" w:w="922"/>
             <w:shd w:val="clear" w:color="auto" w:fill="EAF0EE"/>
           </w:tcPr>
           <w:p>
@@ -505,7 +505,7 @@
         </w:tc>
         <w:tc>
           <w:tcPr>
-            <w:tcW w:type="dxa" w:w="3917"/>
+            <w:tcW w:type="dxa" w:w="3802"/>
             <w:shd w:val="clear" w:color="auto" w:fill="EAF0EE"/>
           </w:tcPr>
           <w:p>
@@ -598,7 +598,7 @@
         </w:tc>
         <w:tc>
           <w:tcPr>
-            <w:tcW w:type="dxa" w:w="806"/>
+            <w:tcW w:type="dxa" w:w="922"/>
           </w:tcPr>
           <w:p>
             <w:pPr>
@@ -616,7 +616,7 @@
         </w:tc>
         <w:tc>
           <w:tcPr>
-            <w:tcW w:type="dxa" w:w="3917"/>
+            <w:tcW w:type="dxa" w:w="3802"/>
           </w:tcPr>
           <w:p>
             <w:pPr>
@@ -707,7 +707,7 @@
         </w:tc>
         <w:tc>
           <w:tcPr>
-            <w:tcW w:type="dxa" w:w="806"/>
+            <w:tcW w:type="dxa" w:w="922"/>
           </w:tcPr>
           <w:p>
             <w:pPr>
@@ -725,7 +725,7 @@
         </w:tc>
         <w:tc>
           <w:tcPr>
-            <w:tcW w:type="dxa" w:w="3917"/>
+            <w:tcW w:type="dxa" w:w="3802"/>
           </w:tcPr>
           <w:p>
             <w:pPr>
@@ -816,7 +816,7 @@
         </w:tc>
         <w:tc>
           <w:tcPr>
-            <w:tcW w:type="dxa" w:w="806"/>
+            <w:tcW w:type="dxa" w:w="922"/>
           </w:tcPr>
           <w:p>
             <w:pPr>
@@ -834,7 +834,7 @@
         </w:tc>
         <w:tc>
           <w:tcPr>
-            <w:tcW w:type="dxa" w:w="3917"/>
+            <w:tcW w:type="dxa" w:w="3802"/>
           </w:tcPr>
           <w:p>
             <w:pPr>
@@ -925,7 +925,7 @@
         </w:tc>
         <w:tc>
           <w:tcPr>
-            <w:tcW w:type="dxa" w:w="806"/>
+            <w:tcW w:type="dxa" w:w="922"/>
           </w:tcPr>
           <w:p>
             <w:pPr>
@@ -943,7 +943,7 @@
         </w:tc>
         <w:tc>
           <w:tcPr>
-            <w:tcW w:type="dxa" w:w="3917"/>
+            <w:tcW w:type="dxa" w:w="3802"/>
           </w:tcPr>
           <w:p>
             <w:pPr>
@@ -1041,7 +1041,7 @@
         </w:tc>
         <w:tc>
           <w:tcPr>
-            <w:tcW w:type="dxa" w:w="806"/>
+            <w:tcW w:type="dxa" w:w="922"/>
             <w:shd w:val="clear" w:color="auto" w:fill="F6F1E6"/>
           </w:tcPr>
           <w:p>
@@ -1061,7 +1061,7 @@
         </w:tc>
         <w:tc>
           <w:tcPr>
-            <w:tcW w:type="dxa" w:w="3917"/>
+            <w:tcW w:type="dxa" w:w="3802"/>
             <w:shd w:val="clear" w:color="auto" w:fill="F6F1E6"/>
           </w:tcPr>
           <w:p>
@@ -1152,24 +1152,24 @@
         </w:tc>
         <w:tc>
           <w:tcPr>
-            <w:tcW w:type="dxa" w:w="806"/>
-          </w:tcPr>
-          <w:p>
-            <w:pPr>
-              <w:spacing w:after="20"/>
-              <w:jc w:val="right"/>
-            </w:pPr>
-            <w:r>
-              <w:rPr>
-                <w:color w:val="1C3A36"/>
-                <w:sz w:val="17"/>
-              </w:rPr>
-            </w:r>
-          </w:p>
-        </w:tc>
-        <w:tc>
-          <w:tcPr>
-            <w:tcW w:type="dxa" w:w="3917"/>
+            <w:tcW w:type="dxa" w:w="922"/>
+          </w:tcPr>
+          <w:p>
+            <w:pPr>
+              <w:spacing w:after="20"/>
+              <w:jc w:val="right"/>
+            </w:pPr>
+            <w:r>
+              <w:rPr>
+                <w:color w:val="1C3A36"/>
+                <w:sz w:val="17"/>
+              </w:rPr>
+            </w:r>
+          </w:p>
+        </w:tc>
+        <w:tc>
+          <w:tcPr>
+            <w:tcW w:type="dxa" w:w="3802"/>
           </w:tcPr>
           <w:p>
             <w:pPr>
@@ -1265,7 +1265,7 @@
         </w:tc>
         <w:tc>
           <w:tcPr>
-            <w:tcW w:type="dxa" w:w="806"/>
+            <w:tcW w:type="dxa" w:w="922"/>
             <w:shd w:val="clear" w:color="auto" w:fill="F6F1E6"/>
           </w:tcPr>
           <w:p>
@@ -1284,7 +1284,7 @@
         </w:tc>
         <w:tc>
           <w:tcPr>
-            <w:tcW w:type="dxa" w:w="3917"/>
+            <w:tcW w:type="dxa" w:w="3802"/>
             <w:shd w:val="clear" w:color="auto" w:fill="F6F1E6"/>
           </w:tcPr>
           <w:p>
@@ -4768,7 +4768,7 @@
       <w:tr>
         <w:tc>
           <w:tcPr>
-            <w:tcW w:type="dxa" w:w="6624"/>
+            <w:tcW w:type="dxa" w:w="7488"/>
             <w:shd w:val="clear" w:color="auto" w:fill="EAF0EE"/>
           </w:tcPr>
           <w:p>
@@ -4787,7 +4787,7 @@
         </w:tc>
         <w:tc>
           <w:tcPr>
-            <w:tcW w:type="dxa" w:w="3456"/>
+            <w:tcW w:type="dxa" w:w="2016"/>
             <w:shd w:val="clear" w:color="auto" w:fill="EAF0EE"/>
           </w:tcPr>
           <w:p>
@@ -4808,7 +4808,7 @@
       <w:tr>
         <w:tc>
           <w:tcPr>
-            <w:tcW w:type="dxa" w:w="6624"/>
+            <w:tcW w:type="dxa" w:w="7488"/>
           </w:tcPr>
           <w:p>
             <w:pPr>
@@ -4826,7 +4826,7 @@
         </w:tc>
         <w:tc>
           <w:tcPr>
-            <w:tcW w:type="dxa" w:w="3456"/>
+            <w:tcW w:type="dxa" w:w="2016"/>
           </w:tcPr>
           <w:p>
             <w:pPr>
@@ -4846,7 +4846,7 @@
       <w:tr>
         <w:tc>
           <w:tcPr>
-            <w:tcW w:type="dxa" w:w="6624"/>
+            <w:tcW w:type="dxa" w:w="7488"/>
           </w:tcPr>
           <w:p>
             <w:pPr>
@@ -4864,7 +4864,7 @@
         </w:tc>
         <w:tc>
           <w:tcPr>
-            <w:tcW w:type="dxa" w:w="3456"/>
+            <w:tcW w:type="dxa" w:w="2016"/>
           </w:tcPr>
           <w:p>
             <w:pPr>
@@ -4884,7 +4884,7 @@
       <w:tr>
         <w:tc>
           <w:tcPr>
-            <w:tcW w:type="dxa" w:w="6624"/>
+            <w:tcW w:type="dxa" w:w="7488"/>
           </w:tcPr>
           <w:p>
             <w:pPr>
@@ -4902,7 +4902,7 @@
         </w:tc>
         <w:tc>
           <w:tcPr>
-            <w:tcW w:type="dxa" w:w="3456"/>
+            <w:tcW w:type="dxa" w:w="2016"/>
           </w:tcPr>
           <w:p>
             <w:pPr>
@@ -4922,7 +4922,7 @@
       <w:tr>
         <w:tc>
           <w:tcPr>
-            <w:tcW w:type="dxa" w:w="6624"/>
+            <w:tcW w:type="dxa" w:w="7488"/>
           </w:tcPr>
           <w:p>
             <w:pPr>
@@ -4940,7 +4940,7 @@
         </w:tc>
         <w:tc>
           <w:tcPr>
-            <w:tcW w:type="dxa" w:w="3456"/>
+            <w:tcW w:type="dxa" w:w="2016"/>
           </w:tcPr>
           <w:p>
             <w:pPr>
@@ -4960,7 +4960,7 @@
       <w:tr>
         <w:tc>
           <w:tcPr>
-            <w:tcW w:type="dxa" w:w="6624"/>
+            <w:tcW w:type="dxa" w:w="7488"/>
             <w:shd w:val="clear" w:color="auto" w:fill="F6F1E6"/>
           </w:tcPr>
           <w:p>
@@ -4979,7 +4979,7 @@
         </w:tc>
         <w:tc>
           <w:tcPr>
-            <w:tcW w:type="dxa" w:w="3456"/>
+            <w:tcW w:type="dxa" w:w="2016"/>
             <w:shd w:val="clear" w:color="auto" w:fill="F6F1E6"/>
           </w:tcPr>
           <w:p>
@@ -5001,7 +5001,7 @@
       <w:tr>
         <w:tc>
           <w:tcPr>
-            <w:tcW w:type="dxa" w:w="6624"/>
+            <w:tcW w:type="dxa" w:w="7488"/>
           </w:tcPr>
           <w:p>
             <w:pPr>
@@ -5019,7 +5019,7 @@
         </w:tc>
         <w:tc>
           <w:tcPr>
-            <w:tcW w:type="dxa" w:w="3456"/>
+            <w:tcW w:type="dxa" w:w="2016"/>
           </w:tcPr>
           <w:p>
             <w:pPr>
@@ -7233,7 +7233,7 @@
       <w:tr>
         <w:tc>
           <w:tcPr>
-            <w:tcW w:type="dxa" w:w="6048"/>
+            <w:tcW w:type="dxa" w:w="7056"/>
             <w:shd w:val="clear" w:color="auto" w:fill="EAF0EE"/>
           </w:tcPr>
           <w:p>
@@ -7252,7 +7252,7 @@
         </w:tc>
         <w:tc>
           <w:tcPr>
-            <w:tcW w:type="dxa" w:w="4032"/>
+            <w:tcW w:type="dxa" w:w="2448"/>
             <w:shd w:val="clear" w:color="auto" w:fill="EAF0EE"/>
           </w:tcPr>
           <w:p>
@@ -7273,7 +7273,7 @@
       <w:tr>
         <w:tc>
           <w:tcPr>
-            <w:tcW w:type="dxa" w:w="6048"/>
+            <w:tcW w:type="dxa" w:w="7056"/>
           </w:tcPr>
           <w:p>
             <w:pPr>
@@ -7291,7 +7291,7 @@
         </w:tc>
         <w:tc>
           <w:tcPr>
-            <w:tcW w:type="dxa" w:w="4032"/>
+            <w:tcW w:type="dxa" w:w="2448"/>
           </w:tcPr>
           <w:p>
             <w:pPr>
@@ -7311,7 +7311,7 @@
       <w:tr>
         <w:tc>
           <w:tcPr>
-            <w:tcW w:type="dxa" w:w="6048"/>
+            <w:tcW w:type="dxa" w:w="7056"/>
           </w:tcPr>
           <w:p>
             <w:pPr>
@@ -7329,7 +7329,7 @@
         </w:tc>
         <w:tc>
           <w:tcPr>
-            <w:tcW w:type="dxa" w:w="4032"/>
+            <w:tcW w:type="dxa" w:w="2448"/>
           </w:tcPr>
           <w:p>
             <w:pPr>
@@ -7349,7 +7349,7 @@
       <w:tr>
         <w:tc>
           <w:tcPr>
-            <w:tcW w:type="dxa" w:w="6048"/>
+            <w:tcW w:type="dxa" w:w="7056"/>
           </w:tcPr>
           <w:p>
             <w:pPr>
@@ -7367,7 +7367,7 @@
         </w:tc>
         <w:tc>
           <w:tcPr>
-            <w:tcW w:type="dxa" w:w="4032"/>
+            <w:tcW w:type="dxa" w:w="2448"/>
           </w:tcPr>
           <w:p>
             <w:pPr>
@@ -7387,7 +7387,7 @@
       <w:tr>
         <w:tc>
           <w:tcPr>
-            <w:tcW w:type="dxa" w:w="6048"/>
+            <w:tcW w:type="dxa" w:w="7056"/>
           </w:tcPr>
           <w:p>
             <w:pPr>
@@ -7405,7 +7405,7 @@
         </w:tc>
         <w:tc>
           <w:tcPr>
-            <w:tcW w:type="dxa" w:w="4032"/>
+            <w:tcW w:type="dxa" w:w="2448"/>
           </w:tcPr>
           <w:p>
             <w:pPr>
@@ -7425,7 +7425,7 @@
       <w:tr>
         <w:tc>
           <w:tcPr>
-            <w:tcW w:type="dxa" w:w="6048"/>
+            <w:tcW w:type="dxa" w:w="7056"/>
           </w:tcPr>
           <w:p>
             <w:pPr>
@@ -7443,7 +7443,7 @@
         </w:tc>
         <w:tc>
           <w:tcPr>
-            <w:tcW w:type="dxa" w:w="4032"/>
+            <w:tcW w:type="dxa" w:w="2448"/>
           </w:tcPr>
           <w:p>
             <w:pPr>
@@ -7463,7 +7463,7 @@
       <w:tr>
         <w:tc>
           <w:tcPr>
-            <w:tcW w:type="dxa" w:w="6048"/>
+            <w:tcW w:type="dxa" w:w="7056"/>
           </w:tcPr>
           <w:p>
             <w:pPr>
@@ -7481,7 +7481,7 @@
         </w:tc>
         <w:tc>
           <w:tcPr>
-            <w:tcW w:type="dxa" w:w="4032"/>
+            <w:tcW w:type="dxa" w:w="2448"/>
           </w:tcPr>
           <w:p>
             <w:pPr>
@@ -7501,7 +7501,7 @@
       <w:tr>
         <w:tc>
           <w:tcPr>
-            <w:tcW w:type="dxa" w:w="6048"/>
+            <w:tcW w:type="dxa" w:w="7056"/>
           </w:tcPr>
           <w:p>
             <w:pPr>
@@ -7519,7 +7519,7 @@
         </w:tc>
         <w:tc>
           <w:tcPr>
-            <w:tcW w:type="dxa" w:w="4032"/>
+            <w:tcW w:type="dxa" w:w="2448"/>
           </w:tcPr>
           <w:p>
             <w:pPr>
@@ -7539,7 +7539,7 @@
       <w:tr>
         <w:tc>
           <w:tcPr>
-            <w:tcW w:type="dxa" w:w="6048"/>
+            <w:tcW w:type="dxa" w:w="7056"/>
           </w:tcPr>
           <w:p>
             <w:pPr>
@@ -7557,7 +7557,7 @@
         </w:tc>
         <w:tc>
           <w:tcPr>
-            <w:tcW w:type="dxa" w:w="4032"/>
+            <w:tcW w:type="dxa" w:w="2448"/>
           </w:tcPr>
           <w:p>
             <w:pPr>
@@ -9812,7 +9812,7 @@
       <w:tr>
         <w:tc>
           <w:tcPr>
-            <w:tcW w:type="dxa" w:w="4262"/>
+            <w:tcW w:type="dxa" w:w="4536"/>
             <w:shd w:val="clear" w:color="auto" w:fill="EAF0EE"/>
           </w:tcPr>
           <w:p>
@@ -9850,7 +9850,7 @@
         </w:tc>
         <w:tc>
           <w:tcPr>
-            <w:tcW w:type="dxa" w:w="2304"/>
+            <w:tcW w:type="dxa" w:w="2621"/>
             <w:shd w:val="clear" w:color="auto" w:fill="EAF0EE"/>
           </w:tcPr>
           <w:p>
@@ -9869,7 +9869,7 @@
         </w:tc>
         <w:tc>
           <w:tcPr>
-            <w:tcW w:type="dxa" w:w="1670"/>
+            <w:tcW w:type="dxa" w:w="1080"/>
             <w:shd w:val="clear" w:color="auto" w:fill="EAF0EE"/>
           </w:tcPr>
           <w:p>
@@ -9890,7 +9890,7 @@
       <w:tr>
         <w:tc>
           <w:tcPr>
-            <w:tcW w:type="dxa" w:w="4262"/>
+            <w:tcW w:type="dxa" w:w="4536"/>
           </w:tcPr>
           <w:p>
             <w:pPr>
@@ -9926,7 +9926,7 @@
         </w:tc>
         <w:tc>
           <w:tcPr>
-            <w:tcW w:type="dxa" w:w="2304"/>
+            <w:tcW w:type="dxa" w:w="2621"/>
           </w:tcPr>
           <w:p>
             <w:pPr>
@@ -9944,7 +9944,7 @@
         </w:tc>
         <w:tc>
           <w:tcPr>
-            <w:tcW w:type="dxa" w:w="1670"/>
+            <w:tcW w:type="dxa" w:w="1080"/>
           </w:tcPr>
           <w:p>
             <w:pPr>
@@ -9964,7 +9964,7 @@
       <w:tr>
         <w:tc>
           <w:tcPr>
-            <w:tcW w:type="dxa" w:w="4262"/>
+            <w:tcW w:type="dxa" w:w="4536"/>
           </w:tcPr>
           <w:p>
             <w:pPr>
@@ -10000,7 +10000,7 @@
         </w:tc>
         <w:tc>
           <w:tcPr>
-            <w:tcW w:type="dxa" w:w="2304"/>
+            <w:tcW w:type="dxa" w:w="2621"/>
           </w:tcPr>
           <w:p>
             <w:pPr>
@@ -10018,7 +10018,7 @@
         </w:tc>
         <w:tc>
           <w:tcPr>
-            <w:tcW w:type="dxa" w:w="1670"/>
+            <w:tcW w:type="dxa" w:w="1080"/>
           </w:tcPr>
           <w:p>
             <w:pPr>
@@ -10038,7 +10038,7 @@
       <w:tr>
         <w:tc>
           <w:tcPr>
-            <w:tcW w:type="dxa" w:w="4262"/>
+            <w:tcW w:type="dxa" w:w="4536"/>
           </w:tcPr>
           <w:p>
             <w:pPr>
@@ -10073,24 +10073,24 @@
         </w:tc>
         <w:tc>
           <w:tcPr>
-            <w:tcW w:type="dxa" w:w="2304"/>
-          </w:tcPr>
-          <w:p>
-            <w:pPr>
-              <w:spacing w:after="20"/>
-              <w:jc w:val="right"/>
-            </w:pPr>
-            <w:r>
-              <w:rPr>
-                <w:color w:val="1C3A36"/>
-                <w:sz w:val="17"/>
-              </w:rPr>
-            </w:r>
-          </w:p>
-        </w:tc>
-        <w:tc>
-          <w:tcPr>
-            <w:tcW w:type="dxa" w:w="1670"/>
+            <w:tcW w:type="dxa" w:w="2621"/>
+          </w:tcPr>
+          <w:p>
+            <w:pPr>
+              <w:spacing w:after="20"/>
+              <w:jc w:val="right"/>
+            </w:pPr>
+            <w:r>
+              <w:rPr>
+                <w:color w:val="1C3A36"/>
+                <w:sz w:val="17"/>
+              </w:rPr>
+            </w:r>
+          </w:p>
+        </w:tc>
+        <w:tc>
+          <w:tcPr>
+            <w:tcW w:type="dxa" w:w="1080"/>
           </w:tcPr>
           <w:p>
             <w:pPr>
@@ -14378,7 +14378,7 @@
       <w:tr>
         <w:tc>
           <w:tcPr>
-            <w:tcW w:type="dxa" w:w="4176"/>
+            <w:tcW w:type="dxa" w:w="4032"/>
             <w:shd w:val="clear" w:color="auto" w:fill="EAF0EE"/>
           </w:tcPr>
           <w:p>
@@ -14454,7 +14454,7 @@
         </w:tc>
         <w:tc>
           <w:tcPr>
-            <w:tcW w:type="dxa" w:w="634"/>
+            <w:tcW w:type="dxa" w:w="778"/>
             <w:shd w:val="clear" w:color="auto" w:fill="EAF0EE"/>
           </w:tcPr>
           <w:p>
@@ -14513,7 +14513,7 @@
       <w:tr>
         <w:tc>
           <w:tcPr>
-            <w:tcW w:type="dxa" w:w="4176"/>
+            <w:tcW w:type="dxa" w:w="4032"/>
           </w:tcPr>
           <w:p>
             <w:pPr>
@@ -14585,7 +14585,7 @@
         </w:tc>
         <w:tc>
           <w:tcPr>
-            <w:tcW w:type="dxa" w:w="634"/>
+            <w:tcW w:type="dxa" w:w="778"/>
           </w:tcPr>
           <w:p>
             <w:pPr>
@@ -14641,7 +14641,7 @@
       <w:tr>
         <w:tc>
           <w:tcPr>
-            <w:tcW w:type="dxa" w:w="4176"/>
+            <w:tcW w:type="dxa" w:w="4032"/>
           </w:tcPr>
           <w:p>
             <w:pPr>
@@ -14713,7 +14713,7 @@
         </w:tc>
         <w:tc>
           <w:tcPr>
-            <w:tcW w:type="dxa" w:w="634"/>
+            <w:tcW w:type="dxa" w:w="778"/>
           </w:tcPr>
           <w:p>
             <w:pPr>
@@ -14769,7 +14769,7 @@
       <w:tr>
         <w:tc>
           <w:tcPr>
-            <w:tcW w:type="dxa" w:w="4176"/>
+            <w:tcW w:type="dxa" w:w="4032"/>
           </w:tcPr>
           <w:p>
             <w:pPr>
@@ -14841,7 +14841,7 @@
         </w:tc>
         <w:tc>
           <w:tcPr>
-            <w:tcW w:type="dxa" w:w="634"/>
+            <w:tcW w:type="dxa" w:w="778"/>
           </w:tcPr>
           <w:p>
             <w:pPr>
@@ -14897,7 +14897,7 @@
       <w:tr>
         <w:tc>
           <w:tcPr>
-            <w:tcW w:type="dxa" w:w="4176"/>
+            <w:tcW w:type="dxa" w:w="4032"/>
           </w:tcPr>
           <w:p>
             <w:pPr>
@@ -14969,7 +14969,7 @@
         </w:tc>
         <w:tc>
           <w:tcPr>
-            <w:tcW w:type="dxa" w:w="634"/>
+            <w:tcW w:type="dxa" w:w="778"/>
           </w:tcPr>
           <w:p>
             <w:pPr>
@@ -16573,7 +16573,7 @@
       <w:tr>
         <w:tc>
           <w:tcPr>
-            <w:tcW w:type="dxa" w:w="1584"/>
+            <w:tcW w:type="dxa" w:w="1944"/>
             <w:shd w:val="clear" w:color="auto" w:fill="EAF0EE"/>
           </w:tcPr>
           <w:p>
@@ -16592,7 +16592,7 @@
         </w:tc>
         <w:tc>
           <w:tcPr>
-            <w:tcW w:type="dxa" w:w="1670"/>
+            <w:tcW w:type="dxa" w:w="1037"/>
             <w:shd w:val="clear" w:color="auto" w:fill="EAF0EE"/>
           </w:tcPr>
           <w:p>
@@ -16611,7 +16611,7 @@
         </w:tc>
         <w:tc>
           <w:tcPr>
-            <w:tcW w:type="dxa" w:w="1670"/>
+            <w:tcW w:type="dxa" w:w="1037"/>
             <w:shd w:val="clear" w:color="auto" w:fill="EAF0EE"/>
           </w:tcPr>
           <w:p>
@@ -16630,7 +16630,7 @@
         </w:tc>
         <w:tc>
           <w:tcPr>
-            <w:tcW w:type="dxa" w:w="1670"/>
+            <w:tcW w:type="dxa" w:w="1037"/>
             <w:shd w:val="clear" w:color="auto" w:fill="EAF0EE"/>
           </w:tcPr>
           <w:p>
@@ -16649,7 +16649,7 @@
         </w:tc>
         <w:tc>
           <w:tcPr>
-            <w:tcW w:type="dxa" w:w="1670"/>
+            <w:tcW w:type="dxa" w:w="1037"/>
             <w:shd w:val="clear" w:color="auto" w:fill="EAF0EE"/>
           </w:tcPr>
           <w:p>
@@ -16668,7 +16668,7 @@
         </w:tc>
         <w:tc>
           <w:tcPr>
-            <w:tcW w:type="dxa" w:w="1670"/>
+            <w:tcW w:type="dxa" w:w="1037"/>
             <w:shd w:val="clear" w:color="auto" w:fill="EAF0EE"/>
           </w:tcPr>
           <w:p>
@@ -16689,7 +16689,7 @@
       <w:tr>
         <w:tc>
           <w:tcPr>
-            <w:tcW w:type="dxa" w:w="1584"/>
+            <w:tcW w:type="dxa" w:w="1944"/>
           </w:tcPr>
           <w:p>
             <w:pPr>
@@ -16707,7 +16707,7 @@
         </w:tc>
         <w:tc>
           <w:tcPr>
-            <w:tcW w:type="dxa" w:w="1670"/>
+            <w:tcW w:type="dxa" w:w="1037"/>
           </w:tcPr>
           <w:p>
             <w:pPr>
@@ -16725,7 +16725,7 @@
         </w:tc>
         <w:tc>
           <w:tcPr>
-            <w:tcW w:type="dxa" w:w="1670"/>
+            <w:tcW w:type="dxa" w:w="1037"/>
           </w:tcPr>
           <w:p>
             <w:pPr>
@@ -16743,7 +16743,7 @@
         </w:tc>
         <w:tc>
           <w:tcPr>
-            <w:tcW w:type="dxa" w:w="1670"/>
+            <w:tcW w:type="dxa" w:w="1037"/>
           </w:tcPr>
           <w:p>
             <w:pPr>
@@ -16761,7 +16761,7 @@
         </w:tc>
         <w:tc>
           <w:tcPr>
-            <w:tcW w:type="dxa" w:w="1670"/>
+            <w:tcW w:type="dxa" w:w="1037"/>
           </w:tcPr>
           <w:p>
             <w:pPr>
@@ -16779,7 +16779,7 @@
         </w:tc>
         <w:tc>
           <w:tcPr>
-            <w:tcW w:type="dxa" w:w="1670"/>
+            <w:tcW w:type="dxa" w:w="1037"/>
           </w:tcPr>
           <w:p>
             <w:pPr>
@@ -16799,7 +16799,7 @@
       <w:tr>
         <w:tc>
           <w:tcPr>
-            <w:tcW w:type="dxa" w:w="1584"/>
+            <w:tcW w:type="dxa" w:w="1944"/>
           </w:tcPr>
           <w:p>
             <w:pPr>
@@ -16817,7 +16817,7 @@
         </w:tc>
         <w:tc>
           <w:tcPr>
-            <w:tcW w:type="dxa" w:w="1670"/>
+            <w:tcW w:type="dxa" w:w="1037"/>
           </w:tcPr>
           <w:p>
             <w:pPr>
@@ -16835,7 +16835,7 @@
         </w:tc>
         <w:tc>
           <w:tcPr>
-            <w:tcW w:type="dxa" w:w="1670"/>
+            <w:tcW w:type="dxa" w:w="1037"/>
           </w:tcPr>
           <w:p>
             <w:pPr>
@@ -16853,7 +16853,7 @@
         </w:tc>
         <w:tc>
           <w:tcPr>
-            <w:tcW w:type="dxa" w:w="1670"/>
+            <w:tcW w:type="dxa" w:w="1037"/>
           </w:tcPr>
           <w:p>
             <w:pPr>
@@ -16871,7 +16871,7 @@
         </w:tc>
         <w:tc>
           <w:tcPr>
-            <w:tcW w:type="dxa" w:w="1670"/>
+            <w:tcW w:type="dxa" w:w="1037"/>
           </w:tcPr>
           <w:p>
             <w:pPr>
@@ -16889,7 +16889,7 @@
         </w:tc>
         <w:tc>
           <w:tcPr>
-            <w:tcW w:type="dxa" w:w="1670"/>
+            <w:tcW w:type="dxa" w:w="1037"/>
           </w:tcPr>
           <w:p>
             <w:pPr>
@@ -16909,7 +16909,7 @@
       <w:tr>
         <w:tc>
           <w:tcPr>
-            <w:tcW w:type="dxa" w:w="1584"/>
+            <w:tcW w:type="dxa" w:w="1944"/>
           </w:tcPr>
           <w:p>
             <w:pPr>
@@ -16927,7 +16927,7 @@
         </w:tc>
         <w:tc>
           <w:tcPr>
-            <w:tcW w:type="dxa" w:w="1670"/>
+            <w:tcW w:type="dxa" w:w="1037"/>
           </w:tcPr>
           <w:p>
             <w:pPr>
@@ -16945,7 +16945,7 @@
         </w:tc>
         <w:tc>
           <w:tcPr>
-            <w:tcW w:type="dxa" w:w="1670"/>
+            <w:tcW w:type="dxa" w:w="1037"/>
           </w:tcPr>
           <w:p>
             <w:pPr>
@@ -16963,7 +16963,7 @@
         </w:tc>
         <w:tc>
           <w:tcPr>
-            <w:tcW w:type="dxa" w:w="1670"/>
+            <w:tcW w:type="dxa" w:w="1037"/>
           </w:tcPr>
           <w:p>
             <w:pPr>
@@ -16981,7 +16981,7 @@
         </w:tc>
         <w:tc>
           <w:tcPr>
-            <w:tcW w:type="dxa" w:w="1670"/>
+            <w:tcW w:type="dxa" w:w="1037"/>
           </w:tcPr>
           <w:p>
             <w:pPr>
@@ -16999,7 +16999,7 @@
         </w:tc>
         <w:tc>
           <w:tcPr>
-            <w:tcW w:type="dxa" w:w="1670"/>
+            <w:tcW w:type="dxa" w:w="1037"/>
           </w:tcPr>
           <w:p>
             <w:pPr>
@@ -17019,7 +17019,7 @@
       <w:tr>
         <w:tc>
           <w:tcPr>
-            <w:tcW w:type="dxa" w:w="1584"/>
+            <w:tcW w:type="dxa" w:w="1944"/>
           </w:tcPr>
           <w:p>
             <w:pPr>
@@ -17037,7 +17037,7 @@
         </w:tc>
         <w:tc>
           <w:tcPr>
-            <w:tcW w:type="dxa" w:w="1670"/>
+            <w:tcW w:type="dxa" w:w="1037"/>
           </w:tcPr>
           <w:p>
             <w:pPr>
@@ -17055,7 +17055,7 @@
         </w:tc>
         <w:tc>
           <w:tcPr>
-            <w:tcW w:type="dxa" w:w="1670"/>
+            <w:tcW w:type="dxa" w:w="1037"/>
           </w:tcPr>
           <w:p>
             <w:pPr>
@@ -17073,7 +17073,7 @@
         </w:tc>
         <w:tc>
           <w:tcPr>
-            <w:tcW w:type="dxa" w:w="1670"/>
+            <w:tcW w:type="dxa" w:w="1037"/>
           </w:tcPr>
           <w:p>
             <w:pPr>
@@ -17091,7 +17091,7 @@
         </w:tc>
         <w:tc>
           <w:tcPr>
-            <w:tcW w:type="dxa" w:w="1670"/>
+            <w:tcW w:type="dxa" w:w="1037"/>
           </w:tcPr>
           <w:p>
             <w:pPr>
@@ -17109,7 +17109,7 @@
         </w:tc>
         <w:tc>
           <w:tcPr>
-            <w:tcW w:type="dxa" w:w="1670"/>
+            <w:tcW w:type="dxa" w:w="1037"/>
           </w:tcPr>
           <w:p>
             <w:pPr>
@@ -17129,7 +17129,7 @@
       <w:tr>
         <w:tc>
           <w:tcPr>
-            <w:tcW w:type="dxa" w:w="1584"/>
+            <w:tcW w:type="dxa" w:w="1944"/>
           </w:tcPr>
           <w:p>
             <w:pPr>
@@ -17147,7 +17147,7 @@
         </w:tc>
         <w:tc>
           <w:tcPr>
-            <w:tcW w:type="dxa" w:w="1670"/>
+            <w:tcW w:type="dxa" w:w="1037"/>
           </w:tcPr>
           <w:p>
             <w:pPr>
@@ -17165,7 +17165,7 @@
         </w:tc>
         <w:tc>
           <w:tcPr>
-            <w:tcW w:type="dxa" w:w="1670"/>
+            <w:tcW w:type="dxa" w:w="1037"/>
           </w:tcPr>
           <w:p>
             <w:pPr>
@@ -17183,7 +17183,7 @@
         </w:tc>
         <w:tc>
           <w:tcPr>
-            <w:tcW w:type="dxa" w:w="1670"/>
+            <w:tcW w:type="dxa" w:w="1037"/>
           </w:tcPr>
           <w:p>
             <w:pPr>
@@ -17201,7 +17201,7 @@
         </w:tc>
         <w:tc>
           <w:tcPr>
-            <w:tcW w:type="dxa" w:w="1670"/>
+            <w:tcW w:type="dxa" w:w="1037"/>
           </w:tcPr>
           <w:p>
             <w:pPr>
@@ -17219,7 +17219,7 @@
         </w:tc>
         <w:tc>
           <w:tcPr>
-            <w:tcW w:type="dxa" w:w="1670"/>
+            <w:tcW w:type="dxa" w:w="1037"/>
           </w:tcPr>
           <w:p>
             <w:pPr>
@@ -17285,7 +17285,7 @@
       <w:tr>
         <w:tc>
           <w:tcPr>
-            <w:tcW w:type="dxa" w:w="4896"/>
+            <w:tcW w:type="dxa" w:w="5544"/>
             <w:shd w:val="clear" w:color="auto" w:fill="EAF0EE"/>
           </w:tcPr>
           <w:p>
@@ -17304,7 +17304,7 @@
         </w:tc>
         <w:tc>
           <w:tcPr>
-            <w:tcW w:type="dxa" w:w="2592"/>
+            <w:tcW w:type="dxa" w:w="1584"/>
             <w:shd w:val="clear" w:color="auto" w:fill="EAF0EE"/>
           </w:tcPr>
           <w:p>
@@ -17323,7 +17323,7 @@
         </w:tc>
         <w:tc>
           <w:tcPr>
-            <w:tcW w:type="dxa" w:w="2592"/>
+            <w:tcW w:type="dxa" w:w="1584"/>
             <w:shd w:val="clear" w:color="auto" w:fill="EAF0EE"/>
           </w:tcPr>
           <w:p>
@@ -17344,7 +17344,7 @@
       <w:tr>
         <w:tc>
           <w:tcPr>
-            <w:tcW w:type="dxa" w:w="4896"/>
+            <w:tcW w:type="dxa" w:w="5544"/>
           </w:tcPr>
           <w:p>
             <w:pPr>
@@ -17362,7 +17362,7 @@
         </w:tc>
         <w:tc>
           <w:tcPr>
-            <w:tcW w:type="dxa" w:w="2592"/>
+            <w:tcW w:type="dxa" w:w="1584"/>
           </w:tcPr>
           <w:p>
             <w:pPr>
@@ -17380,7 +17380,7 @@
         </w:tc>
         <w:tc>
           <w:tcPr>
-            <w:tcW w:type="dxa" w:w="2592"/>
+            <w:tcW w:type="dxa" w:w="1584"/>
           </w:tcPr>
           <w:p>
             <w:pPr>
@@ -17400,7 +17400,7 @@
       <w:tr>
         <w:tc>
           <w:tcPr>
-            <w:tcW w:type="dxa" w:w="4896"/>
+            <w:tcW w:type="dxa" w:w="5544"/>
           </w:tcPr>
           <w:p>
             <w:pPr>
@@ -17418,7 +17418,7 @@
         </w:tc>
         <w:tc>
           <w:tcPr>
-            <w:tcW w:type="dxa" w:w="2592"/>
+            <w:tcW w:type="dxa" w:w="1584"/>
           </w:tcPr>
           <w:p>
             <w:pPr>
@@ -17436,7 +17436,7 @@
         </w:tc>
         <w:tc>
           <w:tcPr>
-            <w:tcW w:type="dxa" w:w="2592"/>
+            <w:tcW w:type="dxa" w:w="1584"/>
           </w:tcPr>
           <w:p>
             <w:pPr>
@@ -17456,7 +17456,7 @@
       <w:tr>
         <w:tc>
           <w:tcPr>
-            <w:tcW w:type="dxa" w:w="4896"/>
+            <w:tcW w:type="dxa" w:w="5544"/>
           </w:tcPr>
           <w:p>
             <w:pPr>
@@ -17474,7 +17474,7 @@
         </w:tc>
         <w:tc>
           <w:tcPr>
-            <w:tcW w:type="dxa" w:w="2592"/>
+            <w:tcW w:type="dxa" w:w="1584"/>
           </w:tcPr>
           <w:p>
             <w:pPr>
@@ -17492,7 +17492,7 @@
         </w:tc>
         <w:tc>
           <w:tcPr>
-            <w:tcW w:type="dxa" w:w="2592"/>
+            <w:tcW w:type="dxa" w:w="1584"/>
           </w:tcPr>
           <w:p>
             <w:pPr>
@@ -17512,7 +17512,7 @@
       <w:tr>
         <w:tc>
           <w:tcPr>
-            <w:tcW w:type="dxa" w:w="4896"/>
+            <w:tcW w:type="dxa" w:w="5544"/>
           </w:tcPr>
           <w:p>
             <w:pPr>
@@ -17530,7 +17530,7 @@
         </w:tc>
         <w:tc>
           <w:tcPr>
-            <w:tcW w:type="dxa" w:w="2592"/>
+            <w:tcW w:type="dxa" w:w="1584"/>
           </w:tcPr>
           <w:p>
             <w:pPr>
@@ -17548,7 +17548,7 @@
         </w:tc>
         <w:tc>
           <w:tcPr>
-            <w:tcW w:type="dxa" w:w="2592"/>
+            <w:tcW w:type="dxa" w:w="1584"/>
           </w:tcPr>
           <w:p>
             <w:pPr>
@@ -17568,7 +17568,7 @@
       <w:tr>
         <w:tc>
           <w:tcPr>
-            <w:tcW w:type="dxa" w:w="4896"/>
+            <w:tcW w:type="dxa" w:w="5544"/>
           </w:tcPr>
           <w:p>
             <w:pPr>
@@ -17586,7 +17586,7 @@
         </w:tc>
         <w:tc>
           <w:tcPr>
-            <w:tcW w:type="dxa" w:w="2592"/>
+            <w:tcW w:type="dxa" w:w="1584"/>
           </w:tcPr>
           <w:p>
             <w:pPr>
@@ -17604,7 +17604,7 @@
         </w:tc>
         <w:tc>
           <w:tcPr>
-            <w:tcW w:type="dxa" w:w="2592"/>
+            <w:tcW w:type="dxa" w:w="1584"/>
           </w:tcPr>
           <w:p>
             <w:pPr>
@@ -17698,7 +17698,7 @@
       <w:tr>
         <w:tc>
           <w:tcPr>
-            <w:tcW w:type="dxa" w:w="4896"/>
+            <w:tcW w:type="dxa" w:w="5544"/>
             <w:shd w:val="clear" w:color="auto" w:fill="EAF0EE"/>
           </w:tcPr>
           <w:p>
@@ -17717,7 +17717,7 @@
         </w:tc>
         <w:tc>
           <w:tcPr>
-            <w:tcW w:type="dxa" w:w="2592"/>
+            <w:tcW w:type="dxa" w:w="1584"/>
             <w:shd w:val="clear" w:color="auto" w:fill="EAF0EE"/>
           </w:tcPr>
           <w:p>
@@ -17736,7 +17736,7 @@
         </w:tc>
         <w:tc>
           <w:tcPr>
-            <w:tcW w:type="dxa" w:w="2592"/>
+            <w:tcW w:type="dxa" w:w="1584"/>
             <w:shd w:val="clear" w:color="auto" w:fill="EAF0EE"/>
           </w:tcPr>
           <w:p>
@@ -17757,7 +17757,7 @@
       <w:tr>
         <w:tc>
           <w:tcPr>
-            <w:tcW w:type="dxa" w:w="4896"/>
+            <w:tcW w:type="dxa" w:w="5544"/>
           </w:tcPr>
           <w:p>
             <w:pPr>
@@ -17775,7 +17775,7 @@
         </w:tc>
         <w:tc>
           <w:tcPr>
-            <w:tcW w:type="dxa" w:w="2592"/>
+            <w:tcW w:type="dxa" w:w="1584"/>
           </w:tcPr>
           <w:p>
             <w:pPr>
@@ -17793,7 +17793,7 @@
         </w:tc>
         <w:tc>
           <w:tcPr>
-            <w:tcW w:type="dxa" w:w="2592"/>
+            <w:tcW w:type="dxa" w:w="1584"/>
           </w:tcPr>
           <w:p>
             <w:pPr>
@@ -17813,7 +17813,7 @@
       <w:tr>
         <w:tc>
           <w:tcPr>
-            <w:tcW w:type="dxa" w:w="4896"/>
+            <w:tcW w:type="dxa" w:w="5544"/>
           </w:tcPr>
           <w:p>
             <w:pPr>
@@ -17831,7 +17831,7 @@
         </w:tc>
         <w:tc>
           <w:tcPr>
-            <w:tcW w:type="dxa" w:w="2592"/>
+            <w:tcW w:type="dxa" w:w="1584"/>
           </w:tcPr>
           <w:p>
             <w:pPr>
@@ -17849,7 +17849,7 @@
         </w:tc>
         <w:tc>
           <w:tcPr>
-            <w:tcW w:type="dxa" w:w="2592"/>
+            <w:tcW w:type="dxa" w:w="1584"/>
           </w:tcPr>
           <w:p>
             <w:pPr>
@@ -17869,7 +17869,7 @@
       <w:tr>
         <w:tc>
           <w:tcPr>
-            <w:tcW w:type="dxa" w:w="4896"/>
+            <w:tcW w:type="dxa" w:w="5544"/>
           </w:tcPr>
           <w:p>
             <w:pPr>
@@ -17887,7 +17887,7 @@
         </w:tc>
         <w:tc>
           <w:tcPr>
-            <w:tcW w:type="dxa" w:w="2592"/>
+            <w:tcW w:type="dxa" w:w="1584"/>
           </w:tcPr>
           <w:p>
             <w:pPr>
@@ -17905,7 +17905,7 @@
         </w:tc>
         <w:tc>
           <w:tcPr>
-            <w:tcW w:type="dxa" w:w="2592"/>
+            <w:tcW w:type="dxa" w:w="1584"/>
           </w:tcPr>
           <w:p>
             <w:pPr>
@@ -17925,7 +17925,7 @@
       <w:tr>
         <w:tc>
           <w:tcPr>
-            <w:tcW w:type="dxa" w:w="4896"/>
+            <w:tcW w:type="dxa" w:w="5544"/>
             <w:shd w:val="clear" w:color="auto" w:fill="F6F1E6"/>
           </w:tcPr>
           <w:p>
@@ -17944,7 +17944,7 @@
         </w:tc>
         <w:tc>
           <w:tcPr>
-            <w:tcW w:type="dxa" w:w="2592"/>
+            <w:tcW w:type="dxa" w:w="1584"/>
             <w:shd w:val="clear" w:color="auto" w:fill="F6F1E6"/>
           </w:tcPr>
           <w:p>
@@ -17964,7 +17964,7 @@
         </w:tc>
         <w:tc>
           <w:tcPr>
-            <w:tcW w:type="dxa" w:w="2592"/>
+            <w:tcW w:type="dxa" w:w="1584"/>
             <w:shd w:val="clear" w:color="auto" w:fill="F6F1E6"/>
           </w:tcPr>
           <w:p>
@@ -22004,7 +22004,7 @@
       <w:tr>
         <w:tc>
           <w:tcPr>
-            <w:tcW w:type="dxa" w:w="2304"/>
+            <w:tcW w:type="dxa" w:w="1872"/>
             <w:shd w:val="clear" w:color="auto" w:fill="EAF0EE"/>
           </w:tcPr>
           <w:p>
@@ -22023,7 +22023,7 @@
         </w:tc>
         <w:tc>
           <w:tcPr>
-            <w:tcW w:type="dxa" w:w="2592"/>
+            <w:tcW w:type="dxa" w:w="1728"/>
             <w:shd w:val="clear" w:color="auto" w:fill="EAF0EE"/>
           </w:tcPr>
           <w:p>
@@ -22042,7 +22042,7 @@
         </w:tc>
         <w:tc>
           <w:tcPr>
-            <w:tcW w:type="dxa" w:w="2592"/>
+            <w:tcW w:type="dxa" w:w="1728"/>
             <w:shd w:val="clear" w:color="auto" w:fill="EAF0EE"/>
           </w:tcPr>
           <w:p>
@@ -22061,7 +22061,7 @@
         </w:tc>
         <w:tc>
           <w:tcPr>
-            <w:tcW w:type="dxa" w:w="2592"/>
+            <w:tcW w:type="dxa" w:w="1872"/>
             <w:shd w:val="clear" w:color="auto" w:fill="EAF0EE"/>
           </w:tcPr>
           <w:p>
@@ -22082,7 +22082,7 @@
       <w:tr>
         <w:tc>
           <w:tcPr>
-            <w:tcW w:type="dxa" w:w="2304"/>
+            <w:tcW w:type="dxa" w:w="1872"/>
           </w:tcPr>
           <w:p>
             <w:pPr>
@@ -22100,7 +22100,7 @@
         </w:tc>
         <w:tc>
           <w:tcPr>
-            <w:tcW w:type="dxa" w:w="2592"/>
+            <w:tcW w:type="dxa" w:w="1728"/>
           </w:tcPr>
           <w:p>
             <w:pPr>
@@ -22118,7 +22118,7 @@
         </w:tc>
         <w:tc>
           <w:tcPr>
-            <w:tcW w:type="dxa" w:w="2592"/>
+            <w:tcW w:type="dxa" w:w="1728"/>
           </w:tcPr>
           <w:p>
             <w:pPr>
@@ -22136,7 +22136,7 @@
         </w:tc>
         <w:tc>
           <w:tcPr>
-            <w:tcW w:type="dxa" w:w="2592"/>
+            <w:tcW w:type="dxa" w:w="1872"/>
           </w:tcPr>
           <w:p>
             <w:pPr>
@@ -22156,7 +22156,7 @@
       <w:tr>
         <w:tc>
           <w:tcPr>
-            <w:tcW w:type="dxa" w:w="2304"/>
+            <w:tcW w:type="dxa" w:w="1872"/>
           </w:tcPr>
           <w:p>
             <w:pPr>
@@ -22174,7 +22174,7 @@
         </w:tc>
         <w:tc>
           <w:tcPr>
-            <w:tcW w:type="dxa" w:w="2592"/>
+            <w:tcW w:type="dxa" w:w="1728"/>
           </w:tcPr>
           <w:p>
             <w:pPr>
@@ -22192,7 +22192,7 @@
         </w:tc>
         <w:tc>
           <w:tcPr>
-            <w:tcW w:type="dxa" w:w="2592"/>
+            <w:tcW w:type="dxa" w:w="1728"/>
           </w:tcPr>
           <w:p>
             <w:pPr>
@@ -22210,7 +22210,7 @@
         </w:tc>
         <w:tc>
           <w:tcPr>
-            <w:tcW w:type="dxa" w:w="2592"/>
+            <w:tcW w:type="dxa" w:w="1872"/>
           </w:tcPr>
           <w:p>
             <w:pPr>
@@ -22230,7 +22230,7 @@
       <w:tr>
         <w:tc>
           <w:tcPr>
-            <w:tcW w:type="dxa" w:w="2304"/>
+            <w:tcW w:type="dxa" w:w="1872"/>
           </w:tcPr>
           <w:p>
             <w:pPr>
@@ -22248,7 +22248,7 @@
         </w:tc>
         <w:tc>
           <w:tcPr>
-            <w:tcW w:type="dxa" w:w="2592"/>
+            <w:tcW w:type="dxa" w:w="1728"/>
           </w:tcPr>
           <w:p>
             <w:pPr>
@@ -22266,7 +22266,7 @@
         </w:tc>
         <w:tc>
           <w:tcPr>
-            <w:tcW w:type="dxa" w:w="2592"/>
+            <w:tcW w:type="dxa" w:w="1728"/>
           </w:tcPr>
           <w:p>
             <w:pPr>
@@ -22284,7 +22284,7 @@
         </w:tc>
         <w:tc>
           <w:tcPr>
-            <w:tcW w:type="dxa" w:w="2592"/>
+            <w:tcW w:type="dxa" w:w="1872"/>
           </w:tcPr>
           <w:p>
             <w:pPr>
@@ -22304,7 +22304,7 @@
       <w:tr>
         <w:tc>
           <w:tcPr>
-            <w:tcW w:type="dxa" w:w="2304"/>
+            <w:tcW w:type="dxa" w:w="1872"/>
           </w:tcPr>
           <w:p>
             <w:pPr>
@@ -22322,7 +22322,7 @@
         </w:tc>
         <w:tc>
           <w:tcPr>
-            <w:tcW w:type="dxa" w:w="2592"/>
+            <w:tcW w:type="dxa" w:w="1728"/>
           </w:tcPr>
           <w:p>
             <w:pPr>
@@ -22340,7 +22340,7 @@
         </w:tc>
         <w:tc>
           <w:tcPr>
-            <w:tcW w:type="dxa" w:w="2592"/>
+            <w:tcW w:type="dxa" w:w="1728"/>
           </w:tcPr>
           <w:p>
             <w:pPr>
@@ -22358,7 +22358,7 @@
         </w:tc>
         <w:tc>
           <w:tcPr>
-            <w:tcW w:type="dxa" w:w="2592"/>
+            <w:tcW w:type="dxa" w:w="1872"/>
           </w:tcPr>
           <w:p>
             <w:pPr>
@@ -22378,7 +22378,7 @@
       <w:tr>
         <w:tc>
           <w:tcPr>
-            <w:tcW w:type="dxa" w:w="2304"/>
+            <w:tcW w:type="dxa" w:w="1872"/>
           </w:tcPr>
           <w:p>
             <w:pPr>
@@ -22396,7 +22396,7 @@
         </w:tc>
         <w:tc>
           <w:tcPr>
-            <w:tcW w:type="dxa" w:w="2592"/>
+            <w:tcW w:type="dxa" w:w="1728"/>
           </w:tcPr>
           <w:p>
             <w:pPr>
@@ -22414,7 +22414,7 @@
         </w:tc>
         <w:tc>
           <w:tcPr>
-            <w:tcW w:type="dxa" w:w="2592"/>
+            <w:tcW w:type="dxa" w:w="1728"/>
           </w:tcPr>
           <w:p>
             <w:pPr>
@@ -22432,7 +22432,7 @@
         </w:tc>
         <w:tc>
           <w:tcPr>
-            <w:tcW w:type="dxa" w:w="2592"/>
+            <w:tcW w:type="dxa" w:w="1872"/>
           </w:tcPr>
           <w:p>
             <w:pPr>
@@ -22452,7 +22452,7 @@
       <w:tr>
         <w:tc>
           <w:tcPr>
-            <w:tcW w:type="dxa" w:w="2304"/>
+            <w:tcW w:type="dxa" w:w="1872"/>
           </w:tcPr>
           <w:p>
             <w:pPr>
@@ -22470,7 +22470,7 @@
         </w:tc>
         <w:tc>
           <w:tcPr>
-            <w:tcW w:type="dxa" w:w="2592"/>
+            <w:tcW w:type="dxa" w:w="1728"/>
           </w:tcPr>
           <w:p>
             <w:pPr>
@@ -22488,7 +22488,7 @@
         </w:tc>
         <w:tc>
           <w:tcPr>
-            <w:tcW w:type="dxa" w:w="2592"/>
+            <w:tcW w:type="dxa" w:w="1728"/>
           </w:tcPr>
           <w:p>
             <w:pPr>
@@ -22506,7 +22506,7 @@
         </w:tc>
         <w:tc>
           <w:tcPr>
-            <w:tcW w:type="dxa" w:w="2592"/>
+            <w:tcW w:type="dxa" w:w="1872"/>
           </w:tcPr>
           <w:p>
             <w:pPr>
@@ -22526,7 +22526,7 @@
       <w:tr>
         <w:tc>
           <w:tcPr>
-            <w:tcW w:type="dxa" w:w="2304"/>
+            <w:tcW w:type="dxa" w:w="1872"/>
           </w:tcPr>
           <w:p>
             <w:pPr>
@@ -22544,7 +22544,7 @@
         </w:tc>
         <w:tc>
           <w:tcPr>
-            <w:tcW w:type="dxa" w:w="2592"/>
+            <w:tcW w:type="dxa" w:w="1728"/>
           </w:tcPr>
           <w:p>
             <w:pPr>
@@ -22562,7 +22562,7 @@
         </w:tc>
         <w:tc>
           <w:tcPr>
-            <w:tcW w:type="dxa" w:w="2592"/>
+            <w:tcW w:type="dxa" w:w="1728"/>
           </w:tcPr>
           <w:p>
             <w:pPr>
@@ -22580,7 +22580,7 @@
         </w:tc>
         <w:tc>
           <w:tcPr>
-            <w:tcW w:type="dxa" w:w="2592"/>
+            <w:tcW w:type="dxa" w:w="1872"/>
           </w:tcPr>
           <w:p>
             <w:pPr>
@@ -22611,7 +22611,7 @@
       <w:r>
         <w:drawing>
           <wp:inline xmlns:a="http://schemas.openxmlformats.org/drawingml/2006/main" xmlns:pic="http://schemas.openxmlformats.org/drawingml/2006/picture">
-            <wp:extent cx="6309360" cy="2512167"/>
+            <wp:extent cx="6309360" cy="2500590"/>
             <wp:docPr id="10" name="Picture 10"/>
             <wp:cNvGraphicFramePr>
               <a:graphicFrameLocks noChangeAspect="1"/>
@@ -22632,7 +22632,7 @@
                   <pic:spPr>
                     <a:xfrm>
                       <a:off x="0" y="0"/>
-                      <a:ext cx="6309360" cy="2512167"/>
+                      <a:ext cx="6309360" cy="2500590"/>
                     </a:xfrm>
                     <a:prstGeom prst="rect"/>
                   </pic:spPr>
@@ -22809,7 +22809,7 @@
       <w:tr>
         <w:tc>
           <w:tcPr>
-            <w:tcW w:type="dxa" w:w="2304"/>
+            <w:tcW w:type="dxa" w:w="1872"/>
             <w:shd w:val="clear" w:color="auto" w:fill="EAF0EE"/>
           </w:tcPr>
           <w:p>
@@ -22828,7 +22828,7 @@
         </w:tc>
         <w:tc>
           <w:tcPr>
-            <w:tcW w:type="dxa" w:w="2304"/>
+            <w:tcW w:type="dxa" w:w="1872"/>
             <w:shd w:val="clear" w:color="auto" w:fill="EAF0EE"/>
           </w:tcPr>
           <w:p>
@@ -22847,7 +22847,7 @@
         </w:tc>
         <w:tc>
           <w:tcPr>
-            <w:tcW w:type="dxa" w:w="2736"/>
+            <w:tcW w:type="dxa" w:w="2088"/>
             <w:shd w:val="clear" w:color="auto" w:fill="EAF0EE"/>
           </w:tcPr>
           <w:p>
@@ -22866,7 +22866,7 @@
         </w:tc>
         <w:tc>
           <w:tcPr>
-            <w:tcW w:type="dxa" w:w="2736"/>
+            <w:tcW w:type="dxa" w:w="2088"/>
             <w:shd w:val="clear" w:color="auto" w:fill="EAF0EE"/>
           </w:tcPr>
           <w:p>
@@ -22887,7 +22887,7 @@
       <w:tr>
         <w:tc>
           <w:tcPr>
-            <w:tcW w:type="dxa" w:w="2304"/>
+            <w:tcW w:type="dxa" w:w="1872"/>
           </w:tcPr>
           <w:p>
             <w:pPr>
@@ -22905,7 +22905,7 @@
         </w:tc>
         <w:tc>
           <w:tcPr>
-            <w:tcW w:type="dxa" w:w="2304"/>
+            <w:tcW w:type="dxa" w:w="1872"/>
           </w:tcPr>
           <w:p>
             <w:pPr>
@@ -22923,7 +22923,7 @@
         </w:tc>
         <w:tc>
           <w:tcPr>
-            <w:tcW w:type="dxa" w:w="2736"/>
+            <w:tcW w:type="dxa" w:w="2088"/>
           </w:tcPr>
           <w:p>
             <w:pPr>
@@ -22941,7 +22941,7 @@
         </w:tc>
         <w:tc>
           <w:tcPr>
-            <w:tcW w:type="dxa" w:w="2736"/>
+            <w:tcW w:type="dxa" w:w="2088"/>
           </w:tcPr>
           <w:p>
             <w:pPr>
@@ -22961,7 +22961,7 @@
       <w:tr>
         <w:tc>
           <w:tcPr>
-            <w:tcW w:type="dxa" w:w="2304"/>
+            <w:tcW w:type="dxa" w:w="1872"/>
           </w:tcPr>
           <w:p>
             <w:pPr>
@@ -22979,7 +22979,7 @@
         </w:tc>
         <w:tc>
           <w:tcPr>
-            <w:tcW w:type="dxa" w:w="2304"/>
+            <w:tcW w:type="dxa" w:w="1872"/>
           </w:tcPr>
           <w:p>
             <w:pPr>
@@ -22997,7 +22997,7 @@
         </w:tc>
         <w:tc>
           <w:tcPr>
-            <w:tcW w:type="dxa" w:w="2736"/>
+            <w:tcW w:type="dxa" w:w="2088"/>
           </w:tcPr>
           <w:p>
             <w:pPr>
@@ -23015,7 +23015,7 @@
         </w:tc>
         <w:tc>
           <w:tcPr>
-            <w:tcW w:type="dxa" w:w="2736"/>
+            <w:tcW w:type="dxa" w:w="2088"/>
           </w:tcPr>
           <w:p>
             <w:pPr>
@@ -23035,7 +23035,7 @@
       <w:tr>
         <w:tc>
           <w:tcPr>
-            <w:tcW w:type="dxa" w:w="2304"/>
+            <w:tcW w:type="dxa" w:w="1872"/>
           </w:tcPr>
           <w:p>
             <w:pPr>
@@ -23053,7 +23053,7 @@
         </w:tc>
         <w:tc>
           <w:tcPr>
-            <w:tcW w:type="dxa" w:w="2304"/>
+            <w:tcW w:type="dxa" w:w="1872"/>
           </w:tcPr>
           <w:p>
             <w:pPr>
@@ -23071,7 +23071,7 @@
         </w:tc>
         <w:tc>
           <w:tcPr>
-            <w:tcW w:type="dxa" w:w="2736"/>
+            <w:tcW w:type="dxa" w:w="2088"/>
           </w:tcPr>
           <w:p>
             <w:pPr>
@@ -23089,7 +23089,7 @@
         </w:tc>
         <w:tc>
           <w:tcPr>
-            <w:tcW w:type="dxa" w:w="2736"/>
+            <w:tcW w:type="dxa" w:w="2088"/>
           </w:tcPr>
           <w:p>
             <w:pPr>
@@ -23109,7 +23109,7 @@
       <w:tr>
         <w:tc>
           <w:tcPr>
-            <w:tcW w:type="dxa" w:w="2304"/>
+            <w:tcW w:type="dxa" w:w="1872"/>
           </w:tcPr>
           <w:p>
             <w:pPr>
@@ -23127,7 +23127,7 @@
         </w:tc>
         <w:tc>
           <w:tcPr>
-            <w:tcW w:type="dxa" w:w="2304"/>
+            <w:tcW w:type="dxa" w:w="1872"/>
           </w:tcPr>
           <w:p>
             <w:pPr>
@@ -23145,7 +23145,7 @@
         </w:tc>
         <w:tc>
           <w:tcPr>
-            <w:tcW w:type="dxa" w:w="2736"/>
+            <w:tcW w:type="dxa" w:w="2088"/>
           </w:tcPr>
           <w:p>
             <w:pPr>
@@ -23163,7 +23163,7 @@
         </w:tc>
         <w:tc>
           <w:tcPr>
-            <w:tcW w:type="dxa" w:w="2736"/>
+            <w:tcW w:type="dxa" w:w="2088"/>
           </w:tcPr>
           <w:p>
             <w:pPr>
@@ -23183,7 +23183,7 @@
       <w:tr>
         <w:tc>
           <w:tcPr>
-            <w:tcW w:type="dxa" w:w="2304"/>
+            <w:tcW w:type="dxa" w:w="1872"/>
           </w:tcPr>
           <w:p>
             <w:pPr>
@@ -23201,7 +23201,7 @@
         </w:tc>
         <w:tc>
           <w:tcPr>
-            <w:tcW w:type="dxa" w:w="2304"/>
+            <w:tcW w:type="dxa" w:w="1872"/>
           </w:tcPr>
           <w:p>
             <w:pPr>
@@ -23219,7 +23219,7 @@
         </w:tc>
         <w:tc>
           <w:tcPr>
-            <w:tcW w:type="dxa" w:w="2736"/>
+            <w:tcW w:type="dxa" w:w="2088"/>
           </w:tcPr>
           <w:p>
             <w:pPr>
@@ -23237,7 +23237,7 @@
         </w:tc>
         <w:tc>
           <w:tcPr>
-            <w:tcW w:type="dxa" w:w="2736"/>
+            <w:tcW w:type="dxa" w:w="2088"/>
           </w:tcPr>
           <w:p>
             <w:pPr>
@@ -23257,7 +23257,7 @@
       <w:tr>
         <w:tc>
           <w:tcPr>
-            <w:tcW w:type="dxa" w:w="2304"/>
+            <w:tcW w:type="dxa" w:w="1872"/>
           </w:tcPr>
           <w:p>
             <w:pPr>
@@ -23275,7 +23275,7 @@
         </w:tc>
         <w:tc>
           <w:tcPr>
-            <w:tcW w:type="dxa" w:w="2304"/>
+            <w:tcW w:type="dxa" w:w="1872"/>
           </w:tcPr>
           <w:p>
             <w:pPr>
@@ -23293,7 +23293,7 @@
         </w:tc>
         <w:tc>
           <w:tcPr>
-            <w:tcW w:type="dxa" w:w="2736"/>
+            <w:tcW w:type="dxa" w:w="2088"/>
           </w:tcPr>
           <w:p>
             <w:pPr>
@@ -23311,7 +23311,7 @@
         </w:tc>
         <w:tc>
           <w:tcPr>
-            <w:tcW w:type="dxa" w:w="2736"/>
+            <w:tcW w:type="dxa" w:w="2088"/>
           </w:tcPr>
           <w:p>
             <w:pPr>
@@ -23331,7 +23331,7 @@
       <w:tr>
         <w:tc>
           <w:tcPr>
-            <w:tcW w:type="dxa" w:w="2304"/>
+            <w:tcW w:type="dxa" w:w="1872"/>
           </w:tcPr>
           <w:p>
             <w:pPr>
@@ -23349,7 +23349,7 @@
         </w:tc>
         <w:tc>
           <w:tcPr>
-            <w:tcW w:type="dxa" w:w="2304"/>
+            <w:tcW w:type="dxa" w:w="1872"/>
           </w:tcPr>
           <w:p>
             <w:pPr>
@@ -23367,7 +23367,7 @@
         </w:tc>
         <w:tc>
           <w:tcPr>
-            <w:tcW w:type="dxa" w:w="2736"/>
+            <w:tcW w:type="dxa" w:w="2088"/>
           </w:tcPr>
           <w:p>
             <w:pPr>
@@ -23385,7 +23385,7 @@
         </w:tc>
         <w:tc>
           <w:tcPr>
-            <w:tcW w:type="dxa" w:w="2736"/>
+            <w:tcW w:type="dxa" w:w="2088"/>
           </w:tcPr>
           <w:p>
             <w:pPr>
@@ -23405,7 +23405,7 @@
       <w:tr>
         <w:tc>
           <w:tcPr>
-            <w:tcW w:type="dxa" w:w="2304"/>
+            <w:tcW w:type="dxa" w:w="1872"/>
           </w:tcPr>
           <w:p>
             <w:pPr>
@@ -23423,7 +23423,7 @@
         </w:tc>
         <w:tc>
           <w:tcPr>
-            <w:tcW w:type="dxa" w:w="2304"/>
+            <w:tcW w:type="dxa" w:w="1872"/>
           </w:tcPr>
           <w:p>
             <w:pPr>
@@ -23441,7 +23441,7 @@
         </w:tc>
         <w:tc>
           <w:tcPr>
-            <w:tcW w:type="dxa" w:w="2736"/>
+            <w:tcW w:type="dxa" w:w="2088"/>
           </w:tcPr>
           <w:p>
             <w:pPr>
@@ -23459,7 +23459,7 @@
         </w:tc>
         <w:tc>
           <w:tcPr>
-            <w:tcW w:type="dxa" w:w="2736"/>
+            <w:tcW w:type="dxa" w:w="2088"/>
           </w:tcPr>
           <w:p>
             <w:pPr>
@@ -24971,7 +24971,7 @@
         </w:tc>
         <w:tc>
           <w:tcPr>
-            <w:tcW w:type="dxa" w:w="1296"/>
+            <w:tcW w:type="dxa" w:w="1469"/>
             <w:shd w:val="clear" w:color="auto" w:fill="EAF0EE"/>
           </w:tcPr>
           <w:p>
@@ -24990,7 +24990,7 @@
         </w:tc>
         <w:tc>
           <w:tcPr>
-            <w:tcW w:type="dxa" w:w="6739"/>
+            <w:tcW w:type="dxa" w:w="6566"/>
             <w:shd w:val="clear" w:color="auto" w:fill="EAF0EE"/>
           </w:tcPr>
           <w:p>
@@ -25029,7 +25029,7 @@
         </w:tc>
         <w:tc>
           <w:tcPr>
-            <w:tcW w:type="dxa" w:w="1296"/>
+            <w:tcW w:type="dxa" w:w="1469"/>
           </w:tcPr>
           <w:p>
             <w:pPr>
@@ -25046,7 +25046,7 @@
         </w:tc>
         <w:tc>
           <w:tcPr>
-            <w:tcW w:type="dxa" w:w="6739"/>
+            <w:tcW w:type="dxa" w:w="6566"/>
           </w:tcPr>
           <w:p>
             <w:pPr>
@@ -25083,7 +25083,7 @@
         </w:tc>
         <w:tc>
           <w:tcPr>
-            <w:tcW w:type="dxa" w:w="1296"/>
+            <w:tcW w:type="dxa" w:w="1469"/>
           </w:tcPr>
           <w:p>
             <w:pPr>
@@ -25100,7 +25100,7 @@
         </w:tc>
         <w:tc>
           <w:tcPr>
-            <w:tcW w:type="dxa" w:w="6739"/>
+            <w:tcW w:type="dxa" w:w="6566"/>
           </w:tcPr>
           <w:p>
             <w:pPr>
@@ -25137,7 +25137,7 @@
         </w:tc>
         <w:tc>
           <w:tcPr>
-            <w:tcW w:type="dxa" w:w="1296"/>
+            <w:tcW w:type="dxa" w:w="1469"/>
           </w:tcPr>
           <w:p>
             <w:pPr>
@@ -25154,7 +25154,7 @@
         </w:tc>
         <w:tc>
           <w:tcPr>
-            <w:tcW w:type="dxa" w:w="6739"/>
+            <w:tcW w:type="dxa" w:w="6566"/>
           </w:tcPr>
           <w:p>
             <w:pPr>
@@ -25191,7 +25191,7 @@
         </w:tc>
         <w:tc>
           <w:tcPr>
-            <w:tcW w:type="dxa" w:w="1296"/>
+            <w:tcW w:type="dxa" w:w="1469"/>
           </w:tcPr>
           <w:p>
             <w:pPr>
@@ -25208,7 +25208,7 @@
         </w:tc>
         <w:tc>
           <w:tcPr>
-            <w:tcW w:type="dxa" w:w="6739"/>
+            <w:tcW w:type="dxa" w:w="6566"/>
           </w:tcPr>
           <w:p>
             <w:pPr>
@@ -25245,7 +25245,7 @@
         </w:tc>
         <w:tc>
           <w:tcPr>
-            <w:tcW w:type="dxa" w:w="1296"/>
+            <w:tcW w:type="dxa" w:w="1469"/>
           </w:tcPr>
           <w:p>
             <w:pPr>
@@ -25262,7 +25262,7 @@
         </w:tc>
         <w:tc>
           <w:tcPr>
-            <w:tcW w:type="dxa" w:w="6739"/>
+            <w:tcW w:type="dxa" w:w="6566"/>
           </w:tcPr>
           <w:p>
             <w:pPr>
@@ -28917,7 +28917,7 @@
       <w:tr>
         <w:tc>
           <w:tcPr>
-            <w:tcW w:type="dxa" w:w="4464"/>
+            <w:tcW w:type="dxa" w:w="5400"/>
             <w:shd w:val="clear" w:color="auto" w:fill="EAF0EE"/>
           </w:tcPr>
           <w:p>
@@ -28936,7 +28936,7 @@
         </w:tc>
         <w:tc>
           <w:tcPr>
-            <w:tcW w:type="dxa" w:w="1872"/>
+            <w:tcW w:type="dxa" w:w="1512"/>
             <w:shd w:val="clear" w:color="auto" w:fill="EAF0EE"/>
           </w:tcPr>
           <w:p>
@@ -28955,7 +28955,7 @@
         </w:tc>
         <w:tc>
           <w:tcPr>
-            <w:tcW w:type="dxa" w:w="1872"/>
+            <w:tcW w:type="dxa" w:w="1512"/>
             <w:shd w:val="clear" w:color="auto" w:fill="EAF0EE"/>
           </w:tcPr>
           <w:p>
@@ -28974,7 +28974,7 @@
         </w:tc>
         <w:tc>
           <w:tcPr>
-            <w:tcW w:type="dxa" w:w="1872"/>
+            <w:tcW w:type="dxa" w:w="1512"/>
             <w:shd w:val="clear" w:color="auto" w:fill="EAF0EE"/>
           </w:tcPr>
           <w:p>
@@ -28995,7 +28995,7 @@
       <w:tr>
         <w:tc>
           <w:tcPr>
-            <w:tcW w:type="dxa" w:w="4464"/>
+            <w:tcW w:type="dxa" w:w="5400"/>
           </w:tcPr>
           <w:p>
             <w:pPr>
@@ -29013,7 +29013,7 @@
         </w:tc>
         <w:tc>
           <w:tcPr>
-            <w:tcW w:type="dxa" w:w="1872"/>
+            <w:tcW w:type="dxa" w:w="1512"/>
           </w:tcPr>
           <w:p>
             <w:pPr>
@@ -29031,7 +29031,7 @@
         </w:tc>
         <w:tc>
           <w:tcPr>
-            <w:tcW w:type="dxa" w:w="1872"/>
+            <w:tcW w:type="dxa" w:w="1512"/>
           </w:tcPr>
           <w:p>
             <w:pPr>
@@ -29049,7 +29049,7 @@
         </w:tc>
         <w:tc>
           <w:tcPr>
-            <w:tcW w:type="dxa" w:w="1872"/>
+            <w:tcW w:type="dxa" w:w="1512"/>
           </w:tcPr>
           <w:p>
             <w:pPr>
@@ -29069,7 +29069,7 @@
       <w:tr>
         <w:tc>
           <w:tcPr>
-            <w:tcW w:type="dxa" w:w="4464"/>
+            <w:tcW w:type="dxa" w:w="5400"/>
           </w:tcPr>
           <w:p>
             <w:pPr>
@@ -29087,7 +29087,7 @@
         </w:tc>
         <w:tc>
           <w:tcPr>
-            <w:tcW w:type="dxa" w:w="1872"/>
+            <w:tcW w:type="dxa" w:w="1512"/>
           </w:tcPr>
           <w:p>
             <w:pPr>
@@ -29105,7 +29105,7 @@
         </w:tc>
         <w:tc>
           <w:tcPr>
-            <w:tcW w:type="dxa" w:w="1872"/>
+            <w:tcW w:type="dxa" w:w="1512"/>
           </w:tcPr>
           <w:p>
             <w:pPr>
@@ -29123,7 +29123,7 @@
         </w:tc>
         <w:tc>
           <w:tcPr>
-            <w:tcW w:type="dxa" w:w="1872"/>
+            <w:tcW w:type="dxa" w:w="1512"/>
           </w:tcPr>
           <w:p>
             <w:pPr>
@@ -29143,7 +29143,7 @@
       <w:tr>
         <w:tc>
           <w:tcPr>
-            <w:tcW w:type="dxa" w:w="4464"/>
+            <w:tcW w:type="dxa" w:w="5400"/>
           </w:tcPr>
           <w:p>
             <w:pPr>
@@ -29161,7 +29161,7 @@
         </w:tc>
         <w:tc>
           <w:tcPr>
-            <w:tcW w:type="dxa" w:w="1872"/>
+            <w:tcW w:type="dxa" w:w="1512"/>
           </w:tcPr>
           <w:p>
             <w:pPr>
@@ -29179,7 +29179,7 @@
         </w:tc>
         <w:tc>
           <w:tcPr>
-            <w:tcW w:type="dxa" w:w="1872"/>
+            <w:tcW w:type="dxa" w:w="1512"/>
           </w:tcPr>
           <w:p>
             <w:pPr>
@@ -29197,7 +29197,7 @@
         </w:tc>
         <w:tc>
           <w:tcPr>
-            <w:tcW w:type="dxa" w:w="1872"/>
+            <w:tcW w:type="dxa" w:w="1512"/>
           </w:tcPr>
           <w:p>
             <w:pPr>
@@ -29217,7 +29217,7 @@
       <w:tr>
         <w:tc>
           <w:tcPr>
-            <w:tcW w:type="dxa" w:w="4464"/>
+            <w:tcW w:type="dxa" w:w="5400"/>
           </w:tcPr>
           <w:p>
             <w:pPr>
@@ -29235,7 +29235,7 @@
         </w:tc>
         <w:tc>
           <w:tcPr>
-            <w:tcW w:type="dxa" w:w="1872"/>
+            <w:tcW w:type="dxa" w:w="1512"/>
           </w:tcPr>
           <w:p>
             <w:pPr>
@@ -29253,7 +29253,7 @@
         </w:tc>
         <w:tc>
           <w:tcPr>
-            <w:tcW w:type="dxa" w:w="1872"/>
+            <w:tcW w:type="dxa" w:w="1512"/>
           </w:tcPr>
           <w:p>
             <w:pPr>
@@ -29271,7 +29271,7 @@
         </w:tc>
         <w:tc>
           <w:tcPr>
-            <w:tcW w:type="dxa" w:w="1872"/>
+            <w:tcW w:type="dxa" w:w="1512"/>
           </w:tcPr>
           <w:p>
             <w:pPr>
@@ -29291,7 +29291,7 @@
       <w:tr>
         <w:tc>
           <w:tcPr>
-            <w:tcW w:type="dxa" w:w="4464"/>
+            <w:tcW w:type="dxa" w:w="5400"/>
           </w:tcPr>
           <w:p>
             <w:pPr>
@@ -29309,7 +29309,7 @@
         </w:tc>
         <w:tc>
           <w:tcPr>
-            <w:tcW w:type="dxa" w:w="1872"/>
+            <w:tcW w:type="dxa" w:w="1512"/>
           </w:tcPr>
           <w:p>
             <w:pPr>
@@ -29327,7 +29327,7 @@
         </w:tc>
         <w:tc>
           <w:tcPr>
-            <w:tcW w:type="dxa" w:w="1872"/>
+            <w:tcW w:type="dxa" w:w="1512"/>
           </w:tcPr>
           <w:p>
             <w:pPr>
@@ -29345,7 +29345,7 @@
         </w:tc>
         <w:tc>
           <w:tcPr>
-            <w:tcW w:type="dxa" w:w="1872"/>
+            <w:tcW w:type="dxa" w:w="1512"/>
           </w:tcPr>
           <w:p>
             <w:pPr>
@@ -29365,7 +29365,7 @@
       <w:tr>
         <w:tc>
           <w:tcPr>
-            <w:tcW w:type="dxa" w:w="4464"/>
+            <w:tcW w:type="dxa" w:w="5400"/>
           </w:tcPr>
           <w:p>
             <w:pPr>
@@ -29383,7 +29383,7 @@
         </w:tc>
         <w:tc>
           <w:tcPr>
-            <w:tcW w:type="dxa" w:w="1872"/>
+            <w:tcW w:type="dxa" w:w="1512"/>
           </w:tcPr>
           <w:p>
             <w:pPr>
@@ -29401,7 +29401,7 @@
         </w:tc>
         <w:tc>
           <w:tcPr>
-            <w:tcW w:type="dxa" w:w="1872"/>
+            <w:tcW w:type="dxa" w:w="1512"/>
           </w:tcPr>
           <w:p>
             <w:pPr>
@@ -29419,7 +29419,7 @@
         </w:tc>
         <w:tc>
           <w:tcPr>
-            <w:tcW w:type="dxa" w:w="1872"/>
+            <w:tcW w:type="dxa" w:w="1512"/>
           </w:tcPr>
           <w:p>
             <w:pPr>
@@ -29439,7 +29439,7 @@
       <w:tr>
         <w:tc>
           <w:tcPr>
-            <w:tcW w:type="dxa" w:w="4464"/>
+            <w:tcW w:type="dxa" w:w="5400"/>
           </w:tcPr>
           <w:p>
             <w:pPr>
@@ -29457,7 +29457,7 @@
         </w:tc>
         <w:tc>
           <w:tcPr>
-            <w:tcW w:type="dxa" w:w="1872"/>
+            <w:tcW w:type="dxa" w:w="1512"/>
           </w:tcPr>
           <w:p>
             <w:pPr>
@@ -29475,7 +29475,7 @@
         </w:tc>
         <w:tc>
           <w:tcPr>
-            <w:tcW w:type="dxa" w:w="1872"/>
+            <w:tcW w:type="dxa" w:w="1512"/>
           </w:tcPr>
           <w:p>
             <w:pPr>
@@ -29493,7 +29493,7 @@
         </w:tc>
         <w:tc>
           <w:tcPr>
-            <w:tcW w:type="dxa" w:w="1872"/>
+            <w:tcW w:type="dxa" w:w="1512"/>
           </w:tcPr>
           <w:p>
             <w:pPr>
@@ -29513,7 +29513,7 @@
       <w:tr>
         <w:tc>
           <w:tcPr>
-            <w:tcW w:type="dxa" w:w="4464"/>
+            <w:tcW w:type="dxa" w:w="5400"/>
           </w:tcPr>
           <w:p>
             <w:pPr>
@@ -29531,7 +29531,7 @@
         </w:tc>
         <w:tc>
           <w:tcPr>
-            <w:tcW w:type="dxa" w:w="1872"/>
+            <w:tcW w:type="dxa" w:w="1512"/>
           </w:tcPr>
           <w:p>
             <w:pPr>
@@ -29549,7 +29549,7 @@
         </w:tc>
         <w:tc>
           <w:tcPr>
-            <w:tcW w:type="dxa" w:w="1872"/>
+            <w:tcW w:type="dxa" w:w="1512"/>
           </w:tcPr>
           <w:p>
             <w:pPr>
@@ -29567,7 +29567,7 @@
         </w:tc>
         <w:tc>
           <w:tcPr>
-            <w:tcW w:type="dxa" w:w="1872"/>
+            <w:tcW w:type="dxa" w:w="1512"/>
           </w:tcPr>
           <w:p>
             <w:pPr>
@@ -29587,7 +29587,7 @@
       <w:tr>
         <w:tc>
           <w:tcPr>
-            <w:tcW w:type="dxa" w:w="4464"/>
+            <w:tcW w:type="dxa" w:w="5400"/>
           </w:tcPr>
           <w:p>
             <w:pPr>
@@ -29605,7 +29605,7 @@
         </w:tc>
         <w:tc>
           <w:tcPr>
-            <w:tcW w:type="dxa" w:w="1872"/>
+            <w:tcW w:type="dxa" w:w="1512"/>
           </w:tcPr>
           <w:p>
             <w:pPr>
@@ -29623,7 +29623,7 @@
         </w:tc>
         <w:tc>
           <w:tcPr>
-            <w:tcW w:type="dxa" w:w="1872"/>
+            <w:tcW w:type="dxa" w:w="1512"/>
           </w:tcPr>
           <w:p>
             <w:pPr>
@@ -29641,7 +29641,7 @@
         </w:tc>
         <w:tc>
           <w:tcPr>
-            <w:tcW w:type="dxa" w:w="1872"/>
+            <w:tcW w:type="dxa" w:w="1512"/>
           </w:tcPr>
           <w:p>
             <w:pPr>
@@ -31827,7 +31827,7 @@
       <w:tr>
         <w:tc>
           <w:tcPr>
-            <w:tcW w:type="dxa" w:w="3370"/>
+            <w:tcW w:type="dxa" w:w="3197"/>
             <w:shd w:val="clear" w:color="auto" w:fill="EAF0EE"/>
           </w:tcPr>
           <w:p>
@@ -31884,7 +31884,7 @@
         </w:tc>
         <w:tc>
           <w:tcPr>
-            <w:tcW w:type="dxa" w:w="1181"/>
+            <w:tcW w:type="dxa" w:w="1354"/>
             <w:shd w:val="clear" w:color="auto" w:fill="EAF0EE"/>
           </w:tcPr>
           <w:p>
@@ -31924,7 +31924,7 @@
       <w:tr>
         <w:tc>
           <w:tcPr>
-            <w:tcW w:type="dxa" w:w="3370"/>
+            <w:tcW w:type="dxa" w:w="3197"/>
           </w:tcPr>
           <w:p>
             <w:pPr>
@@ -31978,7 +31978,7 @@
         </w:tc>
         <w:tc>
           <w:tcPr>
-            <w:tcW w:type="dxa" w:w="1181"/>
+            <w:tcW w:type="dxa" w:w="1354"/>
           </w:tcPr>
           <w:p>
             <w:pPr>
@@ -32015,7 +32015,7 @@
       <w:tr>
         <w:tc>
           <w:tcPr>
-            <w:tcW w:type="dxa" w:w="3370"/>
+            <w:tcW w:type="dxa" w:w="3197"/>
           </w:tcPr>
           <w:p>
             <w:pPr>
@@ -32069,7 +32069,7 @@
         </w:tc>
         <w:tc>
           <w:tcPr>
-            <w:tcW w:type="dxa" w:w="1181"/>
+            <w:tcW w:type="dxa" w:w="1354"/>
           </w:tcPr>
           <w:p>
             <w:pPr>
@@ -32105,7 +32105,7 @@
       <w:tr>
         <w:tc>
           <w:tcPr>
-            <w:tcW w:type="dxa" w:w="3370"/>
+            <w:tcW w:type="dxa" w:w="3197"/>
           </w:tcPr>
           <w:p>
             <w:pPr>
@@ -32159,7 +32159,7 @@
         </w:tc>
         <w:tc>
           <w:tcPr>
-            <w:tcW w:type="dxa" w:w="1181"/>
+            <w:tcW w:type="dxa" w:w="1354"/>
           </w:tcPr>
           <w:p>
             <w:pPr>
@@ -32196,7 +32196,7 @@
       <w:tr>
         <w:tc>
           <w:tcPr>
-            <w:tcW w:type="dxa" w:w="3370"/>
+            <w:tcW w:type="dxa" w:w="3197"/>
           </w:tcPr>
           <w:p>
             <w:pPr>
@@ -32250,7 +32250,7 @@
         </w:tc>
         <w:tc>
           <w:tcPr>
-            <w:tcW w:type="dxa" w:w="1181"/>
+            <w:tcW w:type="dxa" w:w="1354"/>
           </w:tcPr>
           <w:p>
             <w:pPr>
@@ -32287,7 +32287,7 @@
       <w:tr>
         <w:tc>
           <w:tcPr>
-            <w:tcW w:type="dxa" w:w="3370"/>
+            <w:tcW w:type="dxa" w:w="3197"/>
           </w:tcPr>
           <w:p>
             <w:pPr>
@@ -32341,7 +32341,7 @@
         </w:tc>
         <w:tc>
           <w:tcPr>
-            <w:tcW w:type="dxa" w:w="1181"/>
+            <w:tcW w:type="dxa" w:w="1354"/>
           </w:tcPr>
           <w:p>
             <w:pPr>
@@ -33049,7 +33049,7 @@
       <w:tr>
         <w:tc>
           <w:tcPr>
-            <w:tcW w:type="dxa" w:w="893"/>
+            <w:tcW w:type="dxa" w:w="1066"/>
             <w:shd w:val="clear" w:color="auto" w:fill="EAF0EE"/>
           </w:tcPr>
           <w:p>
@@ -33106,7 +33106,7 @@
         </w:tc>
         <w:tc>
           <w:tcPr>
-            <w:tcW w:type="dxa" w:w="3485"/>
+            <w:tcW w:type="dxa" w:w="3398"/>
             <w:shd w:val="clear" w:color="auto" w:fill="EAF0EE"/>
           </w:tcPr>
           <w:p>
@@ -33125,7 +33125,7 @@
         </w:tc>
         <w:tc>
           <w:tcPr>
-            <w:tcW w:type="dxa" w:w="3715"/>
+            <w:tcW w:type="dxa" w:w="3629"/>
             <w:shd w:val="clear" w:color="auto" w:fill="EAF0EE"/>
           </w:tcPr>
           <w:p>
@@ -33146,7 +33146,7 @@
       <w:tr>
         <w:tc>
           <w:tcPr>
-            <w:tcW w:type="dxa" w:w="893"/>
+            <w:tcW w:type="dxa" w:w="1066"/>
           </w:tcPr>
           <w:p>
             <w:pPr>
@@ -33197,7 +33197,7 @@
         </w:tc>
         <w:tc>
           <w:tcPr>
-            <w:tcW w:type="dxa" w:w="3485"/>
+            <w:tcW w:type="dxa" w:w="3398"/>
           </w:tcPr>
           <w:p>
             <w:pPr>
@@ -33214,7 +33214,7 @@
         </w:tc>
         <w:tc>
           <w:tcPr>
-            <w:tcW w:type="dxa" w:w="3715"/>
+            <w:tcW w:type="dxa" w:w="3629"/>
           </w:tcPr>
           <w:p>
             <w:pPr>
@@ -33233,7 +33233,7 @@
       <w:tr>
         <w:tc>
           <w:tcPr>
-            <w:tcW w:type="dxa" w:w="893"/>
+            <w:tcW w:type="dxa" w:w="1066"/>
           </w:tcPr>
           <w:p>
             <w:pPr>
@@ -33284,7 +33284,7 @@
         </w:tc>
         <w:tc>
           <w:tcPr>
-            <w:tcW w:type="dxa" w:w="3485"/>
+            <w:tcW w:type="dxa" w:w="3398"/>
           </w:tcPr>
           <w:p>
             <w:pPr>
@@ -33301,7 +33301,7 @@
         </w:tc>
         <w:tc>
           <w:tcPr>
-            <w:tcW w:type="dxa" w:w="3715"/>
+            <w:tcW w:type="dxa" w:w="3629"/>
           </w:tcPr>
           <w:p>
             <w:pPr>
@@ -33320,7 +33320,7 @@
       <w:tr>
         <w:tc>
           <w:tcPr>
-            <w:tcW w:type="dxa" w:w="893"/>
+            <w:tcW w:type="dxa" w:w="1066"/>
           </w:tcPr>
           <w:p>
             <w:pPr>
@@ -33371,7 +33371,7 @@
         </w:tc>
         <w:tc>
           <w:tcPr>
-            <w:tcW w:type="dxa" w:w="3485"/>
+            <w:tcW w:type="dxa" w:w="3398"/>
           </w:tcPr>
           <w:p>
             <w:pPr>
@@ -33388,7 +33388,7 @@
         </w:tc>
         <w:tc>
           <w:tcPr>
-            <w:tcW w:type="dxa" w:w="3715"/>
+            <w:tcW w:type="dxa" w:w="3629"/>
           </w:tcPr>
           <w:p>
             <w:pPr>
@@ -33407,7 +33407,7 @@
       <w:tr>
         <w:tc>
           <w:tcPr>
-            <w:tcW w:type="dxa" w:w="893"/>
+            <w:tcW w:type="dxa" w:w="1066"/>
           </w:tcPr>
           <w:p>
             <w:pPr>
@@ -33458,7 +33458,7 @@
         </w:tc>
         <w:tc>
           <w:tcPr>
-            <w:tcW w:type="dxa" w:w="3485"/>
+            <w:tcW w:type="dxa" w:w="3398"/>
           </w:tcPr>
           <w:p>
             <w:pPr>
@@ -33475,7 +33475,7 @@
         </w:tc>
         <w:tc>
           <w:tcPr>
-            <w:tcW w:type="dxa" w:w="3715"/>
+            <w:tcW w:type="dxa" w:w="3629"/>
           </w:tcPr>
           <w:p>
             <w:pPr>
@@ -33494,7 +33494,7 @@
       <w:tr>
         <w:tc>
           <w:tcPr>
-            <w:tcW w:type="dxa" w:w="893"/>
+            <w:tcW w:type="dxa" w:w="1066"/>
           </w:tcPr>
           <w:p>
             <w:pPr>
@@ -33545,7 +33545,7 @@
         </w:tc>
         <w:tc>
           <w:tcPr>
-            <w:tcW w:type="dxa" w:w="3485"/>
+            <w:tcW w:type="dxa" w:w="3398"/>
           </w:tcPr>
           <w:p>
             <w:pPr>
@@ -33562,7 +33562,7 @@
         </w:tc>
         <w:tc>
           <w:tcPr>
-            <w:tcW w:type="dxa" w:w="3715"/>
+            <w:tcW w:type="dxa" w:w="3629"/>
           </w:tcPr>
           <w:p>
             <w:pPr>
@@ -33581,7 +33581,7 @@
       <w:tr>
         <w:tc>
           <w:tcPr>
-            <w:tcW w:type="dxa" w:w="893"/>
+            <w:tcW w:type="dxa" w:w="1066"/>
           </w:tcPr>
           <w:p>
             <w:pPr>
@@ -33632,7 +33632,7 @@
         </w:tc>
         <w:tc>
           <w:tcPr>
-            <w:tcW w:type="dxa" w:w="3485"/>
+            <w:tcW w:type="dxa" w:w="3398"/>
           </w:tcPr>
           <w:p>
             <w:pPr>
@@ -33649,7 +33649,7 @@
         </w:tc>
         <w:tc>
           <w:tcPr>
-            <w:tcW w:type="dxa" w:w="3715"/>
+            <w:tcW w:type="dxa" w:w="3629"/>
           </w:tcPr>
           <w:p>
             <w:pPr>
@@ -33668,7 +33668,7 @@
       <w:tr>
         <w:tc>
           <w:tcPr>
-            <w:tcW w:type="dxa" w:w="893"/>
+            <w:tcW w:type="dxa" w:w="1066"/>
           </w:tcPr>
           <w:p>
             <w:pPr>
@@ -33719,7 +33719,7 @@
         </w:tc>
         <w:tc>
           <w:tcPr>
-            <w:tcW w:type="dxa" w:w="3485"/>
+            <w:tcW w:type="dxa" w:w="3398"/>
           </w:tcPr>
           <w:p>
             <w:pPr>
@@ -33736,7 +33736,7 @@
         </w:tc>
         <w:tc>
           <w:tcPr>
-            <w:tcW w:type="dxa" w:w="3715"/>
+            <w:tcW w:type="dxa" w:w="3629"/>
           </w:tcPr>
           <w:p>
             <w:pPr>
@@ -33755,7 +33755,7 @@
       <w:tr>
         <w:tc>
           <w:tcPr>
-            <w:tcW w:type="dxa" w:w="893"/>
+            <w:tcW w:type="dxa" w:w="1066"/>
           </w:tcPr>
           <w:p>
             <w:pPr>
@@ -33806,7 +33806,7 @@
         </w:tc>
         <w:tc>
           <w:tcPr>
-            <w:tcW w:type="dxa" w:w="3485"/>
+            <w:tcW w:type="dxa" w:w="3398"/>
           </w:tcPr>
           <w:p>
             <w:pPr>
@@ -33823,7 +33823,7 @@
         </w:tc>
         <w:tc>
           <w:tcPr>
-            <w:tcW w:type="dxa" w:w="3715"/>
+            <w:tcW w:type="dxa" w:w="3629"/>
           </w:tcPr>
           <w:p>
             <w:pPr>
@@ -33842,7 +33842,7 @@
       <w:tr>
         <w:tc>
           <w:tcPr>
-            <w:tcW w:type="dxa" w:w="893"/>
+            <w:tcW w:type="dxa" w:w="1066"/>
           </w:tcPr>
           <w:p>
             <w:pPr>
@@ -33893,7 +33893,7 @@
         </w:tc>
         <w:tc>
           <w:tcPr>
-            <w:tcW w:type="dxa" w:w="3485"/>
+            <w:tcW w:type="dxa" w:w="3398"/>
           </w:tcPr>
           <w:p>
             <w:pPr>
@@ -33910,7 +33910,7 @@
         </w:tc>
         <w:tc>
           <w:tcPr>
-            <w:tcW w:type="dxa" w:w="3715"/>
+            <w:tcW w:type="dxa" w:w="3629"/>
           </w:tcPr>
           <w:p>
             <w:pPr>
@@ -33929,7 +33929,7 @@
       <w:tr>
         <w:tc>
           <w:tcPr>
-            <w:tcW w:type="dxa" w:w="893"/>
+            <w:tcW w:type="dxa" w:w="1066"/>
           </w:tcPr>
           <w:p>
             <w:pPr>
@@ -33980,7 +33980,7 @@
         </w:tc>
         <w:tc>
           <w:tcPr>
-            <w:tcW w:type="dxa" w:w="3485"/>
+            <w:tcW w:type="dxa" w:w="3398"/>
           </w:tcPr>
           <w:p>
             <w:pPr>
@@ -33997,7 +33997,7 @@
         </w:tc>
         <w:tc>
           <w:tcPr>
-            <w:tcW w:type="dxa" w:w="3715"/>
+            <w:tcW w:type="dxa" w:w="3629"/>
           </w:tcPr>
           <w:p>
             <w:pPr>
@@ -34016,7 +34016,7 @@
       <w:tr>
         <w:tc>
           <w:tcPr>
-            <w:tcW w:type="dxa" w:w="893"/>
+            <w:tcW w:type="dxa" w:w="1066"/>
           </w:tcPr>
           <w:p>
             <w:pPr>
@@ -34067,7 +34067,7 @@
         </w:tc>
         <w:tc>
           <w:tcPr>
-            <w:tcW w:type="dxa" w:w="3485"/>
+            <w:tcW w:type="dxa" w:w="3398"/>
           </w:tcPr>
           <w:p>
             <w:pPr>
@@ -34084,7 +34084,7 @@
         </w:tc>
         <w:tc>
           <w:tcPr>
-            <w:tcW w:type="dxa" w:w="3715"/>
+            <w:tcW w:type="dxa" w:w="3629"/>
           </w:tcPr>
           <w:p>
             <w:pPr>
@@ -34103,7 +34103,7 @@
       <w:tr>
         <w:tc>
           <w:tcPr>
-            <w:tcW w:type="dxa" w:w="893"/>
+            <w:tcW w:type="dxa" w:w="1066"/>
           </w:tcPr>
           <w:p>
             <w:pPr>
@@ -34154,7 +34154,7 @@
         </w:tc>
         <w:tc>
           <w:tcPr>
-            <w:tcW w:type="dxa" w:w="3485"/>
+            <w:tcW w:type="dxa" w:w="3398"/>
           </w:tcPr>
           <w:p>
             <w:pPr>
@@ -34171,7 +34171,7 @@
         </w:tc>
         <w:tc>
           <w:tcPr>
-            <w:tcW w:type="dxa" w:w="3715"/>
+            <w:tcW w:type="dxa" w:w="3629"/>
           </w:tcPr>
           <w:p>
             <w:pPr>
@@ -34190,7 +34190,7 @@
       <w:tr>
         <w:tc>
           <w:tcPr>
-            <w:tcW w:type="dxa" w:w="893"/>
+            <w:tcW w:type="dxa" w:w="1066"/>
           </w:tcPr>
           <w:p>
             <w:pPr>
@@ -34241,7 +34241,7 @@
         </w:tc>
         <w:tc>
           <w:tcPr>
-            <w:tcW w:type="dxa" w:w="3485"/>
+            <w:tcW w:type="dxa" w:w="3398"/>
           </w:tcPr>
           <w:p>
             <w:pPr>
@@ -34258,7 +34258,7 @@
         </w:tc>
         <w:tc>
           <w:tcPr>
-            <w:tcW w:type="dxa" w:w="3715"/>
+            <w:tcW w:type="dxa" w:w="3629"/>
           </w:tcPr>
           <w:p>
             <w:pPr>
@@ -34277,7 +34277,7 @@
       <w:tr>
         <w:tc>
           <w:tcPr>
-            <w:tcW w:type="dxa" w:w="893"/>
+            <w:tcW w:type="dxa" w:w="1066"/>
           </w:tcPr>
           <w:p>
             <w:pPr>
@@ -34328,7 +34328,7 @@
         </w:tc>
         <w:tc>
           <w:tcPr>
-            <w:tcW w:type="dxa" w:w="3485"/>
+            <w:tcW w:type="dxa" w:w="3398"/>
           </w:tcPr>
           <w:p>
             <w:pPr>
@@ -34345,7 +34345,7 @@
         </w:tc>
         <w:tc>
           <w:tcPr>
-            <w:tcW w:type="dxa" w:w="3715"/>
+            <w:tcW w:type="dxa" w:w="3629"/>
           </w:tcPr>
           <w:p>
             <w:pPr>
@@ -34364,7 +34364,7 @@
       <w:tr>
         <w:tc>
           <w:tcPr>
-            <w:tcW w:type="dxa" w:w="893"/>
+            <w:tcW w:type="dxa" w:w="1066"/>
           </w:tcPr>
           <w:p>
             <w:pPr>
@@ -34415,7 +34415,7 @@
         </w:tc>
         <w:tc>
           <w:tcPr>
-            <w:tcW w:type="dxa" w:w="3485"/>
+            <w:tcW w:type="dxa" w:w="3398"/>
           </w:tcPr>
           <w:p>
             <w:pPr>
@@ -34432,7 +34432,7 @@
         </w:tc>
         <w:tc>
           <w:tcPr>
-            <w:tcW w:type="dxa" w:w="3715"/>
+            <w:tcW w:type="dxa" w:w="3629"/>
           </w:tcPr>
           <w:p>
             <w:pPr>
@@ -34451,7 +34451,7 @@
       <w:tr>
         <w:tc>
           <w:tcPr>
-            <w:tcW w:type="dxa" w:w="893"/>
+            <w:tcW w:type="dxa" w:w="1066"/>
           </w:tcPr>
           <w:p>
             <w:pPr>
@@ -34502,7 +34502,7 @@
         </w:tc>
         <w:tc>
           <w:tcPr>
-            <w:tcW w:type="dxa" w:w="3485"/>
+            <w:tcW w:type="dxa" w:w="3398"/>
           </w:tcPr>
           <w:p>
             <w:pPr>
@@ -34519,7 +34519,7 @@
         </w:tc>
         <w:tc>
           <w:tcPr>
-            <w:tcW w:type="dxa" w:w="3715"/>
+            <w:tcW w:type="dxa" w:w="3629"/>
           </w:tcPr>
           <w:p>
             <w:pPr>
@@ -34538,7 +34538,7 @@
       <w:tr>
         <w:tc>
           <w:tcPr>
-            <w:tcW w:type="dxa" w:w="893"/>
+            <w:tcW w:type="dxa" w:w="1066"/>
           </w:tcPr>
           <w:p>
             <w:pPr>
@@ -34589,7 +34589,7 @@
         </w:tc>
         <w:tc>
           <w:tcPr>
-            <w:tcW w:type="dxa" w:w="3485"/>
+            <w:tcW w:type="dxa" w:w="3398"/>
           </w:tcPr>
           <w:p>
             <w:pPr>
@@ -34606,7 +34606,7 @@
         </w:tc>
         <w:tc>
           <w:tcPr>
-            <w:tcW w:type="dxa" w:w="3715"/>
+            <w:tcW w:type="dxa" w:w="3629"/>
           </w:tcPr>
           <w:p>
             <w:pPr>
@@ -34625,7 +34625,7 @@
       <w:tr>
         <w:tc>
           <w:tcPr>
-            <w:tcW w:type="dxa" w:w="893"/>
+            <w:tcW w:type="dxa" w:w="1066"/>
           </w:tcPr>
           <w:p>
             <w:pPr>
@@ -34676,7 +34676,7 @@
         </w:tc>
         <w:tc>
           <w:tcPr>
-            <w:tcW w:type="dxa" w:w="3485"/>
+            <w:tcW w:type="dxa" w:w="3398"/>
           </w:tcPr>
           <w:p>
             <w:pPr>
@@ -34693,7 +34693,7 @@
         </w:tc>
         <w:tc>
           <w:tcPr>
-            <w:tcW w:type="dxa" w:w="3715"/>
+            <w:tcW w:type="dxa" w:w="3629"/>
           </w:tcPr>
           <w:p>
             <w:pPr>
@@ -34712,7 +34712,7 @@
       <w:tr>
         <w:tc>
           <w:tcPr>
-            <w:tcW w:type="dxa" w:w="893"/>
+            <w:tcW w:type="dxa" w:w="1066"/>
           </w:tcPr>
           <w:p>
             <w:pPr>
@@ -34763,7 +34763,7 @@
         </w:tc>
         <w:tc>
           <w:tcPr>
-            <w:tcW w:type="dxa" w:w="3485"/>
+            <w:tcW w:type="dxa" w:w="3398"/>
           </w:tcPr>
           <w:p>
             <w:pPr>
@@ -34780,7 +34780,7 @@
         </w:tc>
         <w:tc>
           <w:tcPr>
-            <w:tcW w:type="dxa" w:w="3715"/>
+            <w:tcW w:type="dxa" w:w="3629"/>
           </w:tcPr>
           <w:p>
             <w:pPr>
@@ -35741,7 +35741,7 @@
       <w:tr>
         <w:tc>
           <w:tcPr>
-            <w:tcW w:type="dxa" w:w="3024"/>
+            <w:tcW w:type="dxa" w:w="3744"/>
             <w:shd w:val="clear" w:color="auto" w:fill="EAF0EE"/>
           </w:tcPr>
           <w:p>
@@ -35760,7 +35760,7 @@
         </w:tc>
         <w:tc>
           <w:tcPr>
-            <w:tcW w:type="dxa" w:w="2232"/>
+            <w:tcW w:type="dxa" w:w="1440"/>
             <w:shd w:val="clear" w:color="auto" w:fill="EAF0EE"/>
           </w:tcPr>
           <w:p>
@@ -35779,7 +35779,7 @@
         </w:tc>
         <w:tc>
           <w:tcPr>
-            <w:tcW w:type="dxa" w:w="2477"/>
+            <w:tcW w:type="dxa" w:w="1584"/>
             <w:shd w:val="clear" w:color="auto" w:fill="EAF0EE"/>
           </w:tcPr>
           <w:p>
@@ -35798,7 +35798,7 @@
         </w:tc>
         <w:tc>
           <w:tcPr>
-            <w:tcW w:type="dxa" w:w="2232"/>
+            <w:tcW w:type="dxa" w:w="1440"/>
             <w:shd w:val="clear" w:color="auto" w:fill="EAF0EE"/>
           </w:tcPr>
           <w:p>
@@ -35819,7 +35819,7 @@
       <w:tr>
         <w:tc>
           <w:tcPr>
-            <w:tcW w:type="dxa" w:w="3024"/>
+            <w:tcW w:type="dxa" w:w="3744"/>
           </w:tcPr>
           <w:p>
             <w:pPr>
@@ -35837,7 +35837,7 @@
         </w:tc>
         <w:tc>
           <w:tcPr>
-            <w:tcW w:type="dxa" w:w="2232"/>
+            <w:tcW w:type="dxa" w:w="1440"/>
           </w:tcPr>
           <w:p>
             <w:pPr>
@@ -35855,7 +35855,7 @@
         </w:tc>
         <w:tc>
           <w:tcPr>
-            <w:tcW w:type="dxa" w:w="2477"/>
+            <w:tcW w:type="dxa" w:w="1584"/>
           </w:tcPr>
           <w:p>
             <w:pPr>
@@ -35873,7 +35873,7 @@
         </w:tc>
         <w:tc>
           <w:tcPr>
-            <w:tcW w:type="dxa" w:w="2232"/>
+            <w:tcW w:type="dxa" w:w="1440"/>
           </w:tcPr>
           <w:p>
             <w:pPr>
@@ -36472,7 +36472,7 @@
       <w:tr>
         <w:tc>
           <w:tcPr>
-            <w:tcW w:type="dxa" w:w="3024"/>
+            <w:tcW w:type="dxa" w:w="4176"/>
             <w:shd w:val="clear" w:color="auto" w:fill="EAF0EE"/>
           </w:tcPr>
           <w:p>
@@ -36491,7 +36491,7 @@
         </w:tc>
         <w:tc>
           <w:tcPr>
-            <w:tcW w:type="dxa" w:w="2232"/>
+            <w:tcW w:type="dxa" w:w="1512"/>
             <w:shd w:val="clear" w:color="auto" w:fill="EAF0EE"/>
           </w:tcPr>
           <w:p>
@@ -36510,7 +36510,7 @@
         </w:tc>
         <w:tc>
           <w:tcPr>
-            <w:tcW w:type="dxa" w:w="2477"/>
+            <w:tcW w:type="dxa" w:w="1656"/>
             <w:shd w:val="clear" w:color="auto" w:fill="EAF0EE"/>
           </w:tcPr>
           <w:p>
@@ -36529,7 +36529,7 @@
         </w:tc>
         <w:tc>
           <w:tcPr>
-            <w:tcW w:type="dxa" w:w="2232"/>
+            <w:tcW w:type="dxa" w:w="1512"/>
             <w:shd w:val="clear" w:color="auto" w:fill="EAF0EE"/>
           </w:tcPr>
           <w:p>
@@ -36550,7 +36550,7 @@
       <w:tr>
         <w:tc>
           <w:tcPr>
-            <w:tcW w:type="dxa" w:w="3024"/>
+            <w:tcW w:type="dxa" w:w="4176"/>
           </w:tcPr>
           <w:p>
             <w:pPr>
@@ -36568,7 +36568,7 @@
         </w:tc>
         <w:tc>
           <w:tcPr>
-            <w:tcW w:type="dxa" w:w="2232"/>
+            <w:tcW w:type="dxa" w:w="1512"/>
           </w:tcPr>
           <w:p>
             <w:pPr>
@@ -36586,7 +36586,7 @@
         </w:tc>
         <w:tc>
           <w:tcPr>
-            <w:tcW w:type="dxa" w:w="2477"/>
+            <w:tcW w:type="dxa" w:w="1656"/>
           </w:tcPr>
           <w:p>
             <w:pPr>
@@ -36604,7 +36604,7 @@
         </w:tc>
         <w:tc>
           <w:tcPr>
-            <w:tcW w:type="dxa" w:w="2232"/>
+            <w:tcW w:type="dxa" w:w="1512"/>
           </w:tcPr>
           <w:p>
             <w:pPr>
@@ -36624,7 +36624,7 @@
       <w:tr>
         <w:tc>
           <w:tcPr>
-            <w:tcW w:type="dxa" w:w="3024"/>
+            <w:tcW w:type="dxa" w:w="4176"/>
           </w:tcPr>
           <w:p>
             <w:pPr>
@@ -36642,7 +36642,7 @@
         </w:tc>
         <w:tc>
           <w:tcPr>
-            <w:tcW w:type="dxa" w:w="2232"/>
+            <w:tcW w:type="dxa" w:w="1512"/>
           </w:tcPr>
           <w:p>
             <w:pPr>
@@ -36660,7 +36660,7 @@
         </w:tc>
         <w:tc>
           <w:tcPr>
-            <w:tcW w:type="dxa" w:w="2477"/>
+            <w:tcW w:type="dxa" w:w="1656"/>
           </w:tcPr>
           <w:p>
             <w:pPr>
@@ -36678,7 +36678,7 @@
         </w:tc>
         <w:tc>
           <w:tcPr>
-            <w:tcW w:type="dxa" w:w="2232"/>
+            <w:tcW w:type="dxa" w:w="1512"/>
           </w:tcPr>
           <w:p>
             <w:pPr>
@@ -36698,7 +36698,7 @@
       <w:tr>
         <w:tc>
           <w:tcPr>
-            <w:tcW w:type="dxa" w:w="3024"/>
+            <w:tcW w:type="dxa" w:w="4176"/>
             <w:shd w:val="clear" w:color="auto" w:fill="F6F1E6"/>
           </w:tcPr>
           <w:p>
@@ -36717,7 +36717,7 @@
         </w:tc>
         <w:tc>
           <w:tcPr>
-            <w:tcW w:type="dxa" w:w="2232"/>
+            <w:tcW w:type="dxa" w:w="1512"/>
             <w:shd w:val="clear" w:color="auto" w:fill="F6F1E6"/>
           </w:tcPr>
           <w:p>
@@ -36737,7 +36737,7 @@
         </w:tc>
         <w:tc>
           <w:tcPr>
-            <w:tcW w:type="dxa" w:w="2477"/>
+            <w:tcW w:type="dxa" w:w="1656"/>
             <w:shd w:val="clear" w:color="auto" w:fill="F6F1E6"/>
           </w:tcPr>
           <w:p>
@@ -36757,7 +36757,7 @@
         </w:tc>
         <w:tc>
           <w:tcPr>
-            <w:tcW w:type="dxa" w:w="2232"/>
+            <w:tcW w:type="dxa" w:w="1512"/>
             <w:shd w:val="clear" w:color="auto" w:fill="F6F1E6"/>
           </w:tcPr>
           <w:p>
@@ -36883,7 +36883,7 @@
       <w:tr>
         <w:tc>
           <w:tcPr>
-            <w:tcW w:type="dxa" w:w="1526"/>
+            <w:tcW w:type="dxa" w:w="1670"/>
             <w:shd w:val="clear" w:color="auto" w:fill="EAF0EE"/>
           </w:tcPr>
           <w:p>
@@ -36921,7 +36921,7 @@
         </w:tc>
         <w:tc>
           <w:tcPr>
-            <w:tcW w:type="dxa" w:w="4954"/>
+            <w:tcW w:type="dxa" w:w="4493"/>
             <w:shd w:val="clear" w:color="auto" w:fill="EAF0EE"/>
           </w:tcPr>
           <w:p>
@@ -36940,7 +36940,7 @@
         </w:tc>
         <w:tc>
           <w:tcPr>
-            <w:tcW w:type="dxa" w:w="1037"/>
+            <w:tcW w:type="dxa" w:w="1094"/>
             <w:shd w:val="clear" w:color="auto" w:fill="EAF0EE"/>
           </w:tcPr>
           <w:p>
@@ -36959,7 +36959,7 @@
         </w:tc>
         <w:tc>
           <w:tcPr>
-            <w:tcW w:type="dxa" w:w="1181"/>
+            <w:tcW w:type="dxa" w:w="1440"/>
             <w:shd w:val="clear" w:color="auto" w:fill="EAF0EE"/>
           </w:tcPr>
           <w:p>
@@ -36980,7 +36980,7 @@
       <w:tr>
         <w:tc>
           <w:tcPr>
-            <w:tcW w:type="dxa" w:w="1526"/>
+            <w:tcW w:type="dxa" w:w="1670"/>
           </w:tcPr>
           <w:p>
             <w:pPr>
@@ -37015,7 +37015,7 @@
         </w:tc>
         <w:tc>
           <w:tcPr>
-            <w:tcW w:type="dxa" w:w="4954"/>
+            <w:tcW w:type="dxa" w:w="4493"/>
           </w:tcPr>
           <w:p>
             <w:pPr>
@@ -37032,7 +37032,7 @@
         </w:tc>
         <w:tc>
           <w:tcPr>
-            <w:tcW w:type="dxa" w:w="1037"/>
+            <w:tcW w:type="dxa" w:w="1094"/>
           </w:tcPr>
           <w:p>
             <w:pPr>
@@ -37050,7 +37050,7 @@
         </w:tc>
         <w:tc>
           <w:tcPr>
-            <w:tcW w:type="dxa" w:w="1181"/>
+            <w:tcW w:type="dxa" w:w="1440"/>
           </w:tcPr>
           <w:p>
             <w:pPr>
@@ -37070,7 +37070,7 @@
       <w:tr>
         <w:tc>
           <w:tcPr>
-            <w:tcW w:type="dxa" w:w="1526"/>
+            <w:tcW w:type="dxa" w:w="1670"/>
           </w:tcPr>
           <w:p>
             <w:pPr>
@@ -37105,7 +37105,7 @@
         </w:tc>
         <w:tc>
           <w:tcPr>
-            <w:tcW w:type="dxa" w:w="4954"/>
+            <w:tcW w:type="dxa" w:w="4493"/>
           </w:tcPr>
           <w:p>
             <w:pPr>
@@ -37122,7 +37122,7 @@
         </w:tc>
         <w:tc>
           <w:tcPr>
-            <w:tcW w:type="dxa" w:w="1037"/>
+            <w:tcW w:type="dxa" w:w="1094"/>
           </w:tcPr>
           <w:p>
             <w:pPr>
@@ -37140,7 +37140,7 @@
         </w:tc>
         <w:tc>
           <w:tcPr>
-            <w:tcW w:type="dxa" w:w="1181"/>
+            <w:tcW w:type="dxa" w:w="1440"/>
           </w:tcPr>
           <w:p>
             <w:pPr>
@@ -37160,7 +37160,7 @@
       <w:tr>
         <w:tc>
           <w:tcPr>
-            <w:tcW w:type="dxa" w:w="1526"/>
+            <w:tcW w:type="dxa" w:w="1670"/>
           </w:tcPr>
           <w:p>
             <w:pPr>
@@ -37195,7 +37195,7 @@
         </w:tc>
         <w:tc>
           <w:tcPr>
-            <w:tcW w:type="dxa" w:w="4954"/>
+            <w:tcW w:type="dxa" w:w="4493"/>
           </w:tcPr>
           <w:p>
             <w:pPr>
@@ -37212,7 +37212,7 @@
         </w:tc>
         <w:tc>
           <w:tcPr>
-            <w:tcW w:type="dxa" w:w="1037"/>
+            <w:tcW w:type="dxa" w:w="1094"/>
           </w:tcPr>
           <w:p>
             <w:pPr>
@@ -37230,7 +37230,7 @@
         </w:tc>
         <w:tc>
           <w:tcPr>
-            <w:tcW w:type="dxa" w:w="1181"/>
+            <w:tcW w:type="dxa" w:w="1440"/>
           </w:tcPr>
           <w:p>
             <w:pPr>
@@ -37281,7 +37281,7 @@
       <w:tr>
         <w:tc>
           <w:tcPr>
-            <w:tcW w:type="dxa" w:w="6624"/>
+            <w:tcW w:type="dxa" w:w="7056"/>
             <w:shd w:val="clear" w:color="auto" w:fill="EAF0EE"/>
           </w:tcPr>
           <w:p>
@@ -37300,7 +37300,7 @@
         </w:tc>
         <w:tc>
           <w:tcPr>
-            <w:tcW w:type="dxa" w:w="3456"/>
+            <w:tcW w:type="dxa" w:w="1944"/>
             <w:shd w:val="clear" w:color="auto" w:fill="EAF0EE"/>
           </w:tcPr>
           <w:p>
@@ -37321,7 +37321,7 @@
       <w:tr>
         <w:tc>
           <w:tcPr>
-            <w:tcW w:type="dxa" w:w="6624"/>
+            <w:tcW w:type="dxa" w:w="7056"/>
           </w:tcPr>
           <w:p>
             <w:pPr>
@@ -37339,7 +37339,7 @@
         </w:tc>
         <w:tc>
           <w:tcPr>
-            <w:tcW w:type="dxa" w:w="3456"/>
+            <w:tcW w:type="dxa" w:w="1944"/>
           </w:tcPr>
           <w:p>
             <w:pPr>
@@ -37359,7 +37359,7 @@
       <w:tr>
         <w:tc>
           <w:tcPr>
-            <w:tcW w:type="dxa" w:w="6624"/>
+            <w:tcW w:type="dxa" w:w="7056"/>
           </w:tcPr>
           <w:p>
             <w:pPr>
@@ -37377,7 +37377,7 @@
         </w:tc>
         <w:tc>
           <w:tcPr>
-            <w:tcW w:type="dxa" w:w="3456"/>
+            <w:tcW w:type="dxa" w:w="1944"/>
           </w:tcPr>
           <w:p>
             <w:pPr>
@@ -37397,7 +37397,7 @@
       <w:tr>
         <w:tc>
           <w:tcPr>
-            <w:tcW w:type="dxa" w:w="6624"/>
+            <w:tcW w:type="dxa" w:w="7056"/>
           </w:tcPr>
           <w:p>
             <w:pPr>
@@ -37415,7 +37415,7 @@
         </w:tc>
         <w:tc>
           <w:tcPr>
-            <w:tcW w:type="dxa" w:w="3456"/>
+            <w:tcW w:type="dxa" w:w="1944"/>
           </w:tcPr>
           <w:p>
             <w:pPr>
@@ -38277,7 +38277,7 @@
       <w:tr>
         <w:tc>
           <w:tcPr>
-            <w:tcW w:type="dxa" w:w="806"/>
+            <w:tcW w:type="dxa" w:w="922"/>
             <w:shd w:val="clear" w:color="auto" w:fill="EAF0EE"/>
           </w:tcPr>
           <w:p>
@@ -38296,7 +38296,7 @@
         </w:tc>
         <w:tc>
           <w:tcPr>
-            <w:tcW w:type="dxa" w:w="2390"/>
+            <w:tcW w:type="dxa" w:w="2160"/>
             <w:shd w:val="clear" w:color="auto" w:fill="EAF0EE"/>
           </w:tcPr>
           <w:p>
@@ -38334,7 +38334,7 @@
         </w:tc>
         <w:tc>
           <w:tcPr>
-            <w:tcW w:type="dxa" w:w="893"/>
+            <w:tcW w:type="dxa" w:w="1008"/>
             <w:shd w:val="clear" w:color="auto" w:fill="EAF0EE"/>
           </w:tcPr>
           <w:p>
@@ -38353,7 +38353,7 @@
         </w:tc>
         <w:tc>
           <w:tcPr>
-            <w:tcW w:type="dxa" w:w="1037"/>
+            <w:tcW w:type="dxa" w:w="1152"/>
             <w:shd w:val="clear" w:color="auto" w:fill="EAF0EE"/>
           </w:tcPr>
           <w:p>
@@ -38372,7 +38372,7 @@
         </w:tc>
         <w:tc>
           <w:tcPr>
-            <w:tcW w:type="dxa" w:w="3514"/>
+            <w:tcW w:type="dxa" w:w="3312"/>
             <w:shd w:val="clear" w:color="auto" w:fill="EAF0EE"/>
           </w:tcPr>
           <w:p>
@@ -38393,7 +38393,7 @@
       <w:tr>
         <w:tc>
           <w:tcPr>
-            <w:tcW w:type="dxa" w:w="806"/>
+            <w:tcW w:type="dxa" w:w="922"/>
           </w:tcPr>
           <w:p>
             <w:pPr>
@@ -38411,7 +38411,7 @@
         </w:tc>
         <w:tc>
           <w:tcPr>
-            <w:tcW w:type="dxa" w:w="2390"/>
+            <w:tcW w:type="dxa" w:w="2160"/>
           </w:tcPr>
           <w:p>
             <w:pPr>
@@ -38445,7 +38445,7 @@
         </w:tc>
         <w:tc>
           <w:tcPr>
-            <w:tcW w:type="dxa" w:w="893"/>
+            <w:tcW w:type="dxa" w:w="1008"/>
           </w:tcPr>
           <w:p>
             <w:pPr>
@@ -38463,7 +38463,7 @@
         </w:tc>
         <w:tc>
           <w:tcPr>
-            <w:tcW w:type="dxa" w:w="1037"/>
+            <w:tcW w:type="dxa" w:w="1152"/>
           </w:tcPr>
           <w:p>
             <w:pPr>
@@ -38481,7 +38481,7 @@
         </w:tc>
         <w:tc>
           <w:tcPr>
-            <w:tcW w:type="dxa" w:w="3514"/>
+            <w:tcW w:type="dxa" w:w="3312"/>
           </w:tcPr>
           <w:p>
             <w:pPr>
@@ -38500,7 +38500,7 @@
       <w:tr>
         <w:tc>
           <w:tcPr>
-            <w:tcW w:type="dxa" w:w="806"/>
+            <w:tcW w:type="dxa" w:w="922"/>
           </w:tcPr>
           <w:p>
             <w:pPr>
@@ -38518,7 +38518,7 @@
         </w:tc>
         <w:tc>
           <w:tcPr>
-            <w:tcW w:type="dxa" w:w="2390"/>
+            <w:tcW w:type="dxa" w:w="2160"/>
           </w:tcPr>
           <w:p>
             <w:pPr>
@@ -38552,7 +38552,7 @@
         </w:tc>
         <w:tc>
           <w:tcPr>
-            <w:tcW w:type="dxa" w:w="893"/>
+            <w:tcW w:type="dxa" w:w="1008"/>
           </w:tcPr>
           <w:p>
             <w:pPr>
@@ -38570,7 +38570,7 @@
         </w:tc>
         <w:tc>
           <w:tcPr>
-            <w:tcW w:type="dxa" w:w="1037"/>
+            <w:tcW w:type="dxa" w:w="1152"/>
           </w:tcPr>
           <w:p>
             <w:pPr>
@@ -38588,7 +38588,7 @@
         </w:tc>
         <w:tc>
           <w:tcPr>
-            <w:tcW w:type="dxa" w:w="3514"/>
+            <w:tcW w:type="dxa" w:w="3312"/>
           </w:tcPr>
           <w:p>
             <w:pPr>
@@ -38607,7 +38607,7 @@
       <w:tr>
         <w:tc>
           <w:tcPr>
-            <w:tcW w:type="dxa" w:w="806"/>
+            <w:tcW w:type="dxa" w:w="922"/>
           </w:tcPr>
           <w:p>
             <w:pPr>
@@ -38625,7 +38625,7 @@
         </w:tc>
         <w:tc>
           <w:tcPr>
-            <w:tcW w:type="dxa" w:w="2390"/>
+            <w:tcW w:type="dxa" w:w="2160"/>
           </w:tcPr>
           <w:p>
             <w:pPr>
@@ -38659,7 +38659,7 @@
         </w:tc>
         <w:tc>
           <w:tcPr>
-            <w:tcW w:type="dxa" w:w="893"/>
+            <w:tcW w:type="dxa" w:w="1008"/>
           </w:tcPr>
           <w:p>
             <w:pPr>
@@ -38677,7 +38677,7 @@
         </w:tc>
         <w:tc>
           <w:tcPr>
-            <w:tcW w:type="dxa" w:w="1037"/>
+            <w:tcW w:type="dxa" w:w="1152"/>
           </w:tcPr>
           <w:p>
             <w:pPr>
@@ -38695,7 +38695,7 @@
         </w:tc>
         <w:tc>
           <w:tcPr>
-            <w:tcW w:type="dxa" w:w="3514"/>
+            <w:tcW w:type="dxa" w:w="3312"/>
           </w:tcPr>
           <w:p>
             <w:pPr>
@@ -38714,7 +38714,7 @@
       <w:tr>
         <w:tc>
           <w:tcPr>
-            <w:tcW w:type="dxa" w:w="806"/>
+            <w:tcW w:type="dxa" w:w="922"/>
           </w:tcPr>
           <w:p>
             <w:pPr>
@@ -38732,7 +38732,7 @@
         </w:tc>
         <w:tc>
           <w:tcPr>
-            <w:tcW w:type="dxa" w:w="2390"/>
+            <w:tcW w:type="dxa" w:w="2160"/>
           </w:tcPr>
           <w:p>
             <w:pPr>
@@ -38766,7 +38766,7 @@
         </w:tc>
         <w:tc>
           <w:tcPr>
-            <w:tcW w:type="dxa" w:w="893"/>
+            <w:tcW w:type="dxa" w:w="1008"/>
           </w:tcPr>
           <w:p>
             <w:pPr>
@@ -38784,7 +38784,7 @@
         </w:tc>
         <w:tc>
           <w:tcPr>
-            <w:tcW w:type="dxa" w:w="1037"/>
+            <w:tcW w:type="dxa" w:w="1152"/>
           </w:tcPr>
           <w:p>
             <w:pPr>
@@ -38802,7 +38802,7 @@
         </w:tc>
         <w:tc>
           <w:tcPr>
-            <w:tcW w:type="dxa" w:w="3514"/>
+            <w:tcW w:type="dxa" w:w="3312"/>
           </w:tcPr>
           <w:p>
             <w:pPr>
@@ -38821,7 +38821,7 @@
       <w:tr>
         <w:tc>
           <w:tcPr>
-            <w:tcW w:type="dxa" w:w="806"/>
+            <w:tcW w:type="dxa" w:w="922"/>
           </w:tcPr>
           <w:p>
             <w:pPr>
@@ -38833,13 +38833,13 @@
                 <w:color w:val="1C3A36"/>
                 <w:sz w:val="15"/>
               </w:rPr>
-              <w:t>HOUSE</w:t>
-            </w:r>
-          </w:p>
-        </w:tc>
-        <w:tc>
-          <w:tcPr>
-            <w:tcW w:type="dxa" w:w="2390"/>
+              <w:t>OURS</w:t>
+            </w:r>
+          </w:p>
+        </w:tc>
+        <w:tc>
+          <w:tcPr>
+            <w:tcW w:type="dxa" w:w="2160"/>
           </w:tcPr>
           <w:p>
             <w:pPr>
@@ -38873,7 +38873,7 @@
         </w:tc>
         <w:tc>
           <w:tcPr>
-            <w:tcW w:type="dxa" w:w="893"/>
+            <w:tcW w:type="dxa" w:w="1008"/>
           </w:tcPr>
           <w:p>
             <w:pPr>
@@ -38891,7 +38891,7 @@
         </w:tc>
         <w:tc>
           <w:tcPr>
-            <w:tcW w:type="dxa" w:w="1037"/>
+            <w:tcW w:type="dxa" w:w="1152"/>
           </w:tcPr>
           <w:p>
             <w:pPr>
@@ -38909,7 +38909,7 @@
         </w:tc>
         <w:tc>
           <w:tcPr>
-            <w:tcW w:type="dxa" w:w="3514"/>
+            <w:tcW w:type="dxa" w:w="3312"/>
           </w:tcPr>
           <w:p>
             <w:pPr>
@@ -39132,7 +39132,7 @@
       <w:tr>
         <w:tc>
           <w:tcPr>
-            <w:tcW w:type="dxa" w:w="893"/>
+            <w:tcW w:type="dxa" w:w="1008"/>
             <w:shd w:val="clear" w:color="auto" w:fill="EAF0EE"/>
           </w:tcPr>
           <w:p>
@@ -39170,7 +39170,7 @@
         </w:tc>
         <w:tc>
           <w:tcPr>
-            <w:tcW w:type="dxa" w:w="3830"/>
+            <w:tcW w:type="dxa" w:w="3715"/>
             <w:shd w:val="clear" w:color="auto" w:fill="EAF0EE"/>
           </w:tcPr>
           <w:p>
@@ -39210,7 +39210,7 @@
       <w:tr>
         <w:tc>
           <w:tcPr>
-            <w:tcW w:type="dxa" w:w="893"/>
+            <w:tcW w:type="dxa" w:w="1008"/>
           </w:tcPr>
           <w:p>
             <w:pPr>
@@ -39245,7 +39245,7 @@
         </w:tc>
         <w:tc>
           <w:tcPr>
-            <w:tcW w:type="dxa" w:w="3830"/>
+            <w:tcW w:type="dxa" w:w="3715"/>
           </w:tcPr>
           <w:p>
             <w:pPr>
@@ -39282,7 +39282,7 @@
       <w:tr>
         <w:tc>
           <w:tcPr>
-            <w:tcW w:type="dxa" w:w="893"/>
+            <w:tcW w:type="dxa" w:w="1008"/>
           </w:tcPr>
           <w:p>
             <w:pPr>
@@ -39317,7 +39317,7 @@
         </w:tc>
         <w:tc>
           <w:tcPr>
-            <w:tcW w:type="dxa" w:w="3830"/>
+            <w:tcW w:type="dxa" w:w="3715"/>
           </w:tcPr>
           <w:p>
             <w:pPr>
@@ -39354,7 +39354,7 @@
       <w:tr>
         <w:tc>
           <w:tcPr>
-            <w:tcW w:type="dxa" w:w="893"/>
+            <w:tcW w:type="dxa" w:w="1008"/>
           </w:tcPr>
           <w:p>
             <w:pPr>
@@ -39389,7 +39389,7 @@
         </w:tc>
         <w:tc>
           <w:tcPr>
-            <w:tcW w:type="dxa" w:w="3830"/>
+            <w:tcW w:type="dxa" w:w="3715"/>
           </w:tcPr>
           <w:p>
             <w:pPr>
